--- a/Conținuturi/Distribuție pagini.docx
+++ b/Conținuturi/Distribuție pagini.docx
@@ -17,17 +17,114 @@
           <w:bCs/>
         </w:rPr>
       </w:pPr>
+      <w:proofErr w:type="spellStart"/>
       <w:r>
         <w:rPr>
           <w:b/>
           <w:bCs/>
         </w:rPr>
-        <w:t xml:space="preserve">Narativa Centrală </w:t>
+        <w:t>Narativa</w:t>
+      </w:r>
+      <w:proofErr w:type="spellEnd"/>
+      <w:r>
+        <w:rPr>
+          <w:b/>
+          <w:bCs/>
+        </w:rPr>
+        <w:t xml:space="preserve"> </w:t>
+      </w:r>
+      <w:proofErr w:type="spellStart"/>
+      <w:r>
+        <w:rPr>
+          <w:b/>
+          <w:bCs/>
+        </w:rPr>
+        <w:t>Centrală</w:t>
+      </w:r>
+      <w:proofErr w:type="spellEnd"/>
+      <w:r>
+        <w:rPr>
+          <w:b/>
+          <w:bCs/>
+        </w:rPr>
+        <w:t xml:space="preserve"> </w:t>
       </w:r>
     </w:p>
     <w:p>
       <w:r>
-        <w:t>Tema „O Nouă Coroană" capătă acum un fir narativ curat și pozitiv:</w:t>
+        <w:t xml:space="preserve">Tema „O </w:t>
+      </w:r>
+      <w:proofErr w:type="spellStart"/>
+      <w:r>
+        <w:t>Nouă</w:t>
+      </w:r>
+      <w:proofErr w:type="spellEnd"/>
+      <w:r>
+        <w:t xml:space="preserve"> </w:t>
+      </w:r>
+      <w:proofErr w:type="spellStart"/>
+      <w:r>
+        <w:t>Coroană</w:t>
+      </w:r>
+      <w:proofErr w:type="spellEnd"/>
+      <w:r>
+        <w:t xml:space="preserve">" </w:t>
+      </w:r>
+      <w:proofErr w:type="spellStart"/>
+      <w:r>
+        <w:t>capătă</w:t>
+      </w:r>
+      <w:proofErr w:type="spellEnd"/>
+      <w:r>
+        <w:t xml:space="preserve"> </w:t>
+      </w:r>
+      <w:proofErr w:type="spellStart"/>
+      <w:r>
+        <w:t>acum</w:t>
+      </w:r>
+      <w:proofErr w:type="spellEnd"/>
+      <w:r>
+        <w:t xml:space="preserve"> un </w:t>
+      </w:r>
+      <w:proofErr w:type="spellStart"/>
+      <w:r>
+        <w:t>fir</w:t>
+      </w:r>
+      <w:proofErr w:type="spellEnd"/>
+      <w:r>
+        <w:t xml:space="preserve"> </w:t>
+      </w:r>
+      <w:proofErr w:type="spellStart"/>
+      <w:r>
+        <w:t>narativ</w:t>
+      </w:r>
+      <w:proofErr w:type="spellEnd"/>
+      <w:r>
+        <w:t xml:space="preserve"> </w:t>
+      </w:r>
+      <w:proofErr w:type="spellStart"/>
+      <w:r>
+        <w:t>curat</w:t>
+      </w:r>
+      <w:proofErr w:type="spellEnd"/>
+      <w:r>
+        <w:t xml:space="preserve"> </w:t>
+      </w:r>
+      <w:proofErr w:type="spellStart"/>
+      <w:r>
+        <w:t>și</w:t>
+      </w:r>
+      <w:proofErr w:type="spellEnd"/>
+      <w:r>
+        <w:t xml:space="preserve"> </w:t>
+      </w:r>
+      <w:proofErr w:type="spellStart"/>
+      <w:r>
+        <w:t>pozitiv</w:t>
+      </w:r>
+      <w:proofErr w:type="spellEnd"/>
+      <w:r>
+        <w:t>:</w:t>
       </w:r>
     </w:p>
     <w:p>
@@ -37,6 +134,7 @@
           <w:numId w:val="1"/>
         </w:numPr>
       </w:pPr>
+      <w:proofErr w:type="spellStart"/>
       <w:r>
         <w:rPr>
           <w:b/>
@@ -44,9 +142,55 @@
         </w:rPr>
         <w:t>Trecutul</w:t>
       </w:r>
-      <w:r>
-        <w:t>: Școala cu o istorie lungă în comunitate</w:t>
-      </w:r>
+      <w:proofErr w:type="spellEnd"/>
+      <w:r>
+        <w:t xml:space="preserve">: </w:t>
+      </w:r>
+      <w:proofErr w:type="spellStart"/>
+      <w:r>
+        <w:t>Școala</w:t>
+      </w:r>
+      <w:proofErr w:type="spellEnd"/>
+      <w:r>
+        <w:t xml:space="preserve"> </w:t>
+      </w:r>
+      <w:proofErr w:type="spellStart"/>
+      <w:r>
+        <w:t>cu</w:t>
+      </w:r>
+      <w:proofErr w:type="spellEnd"/>
+      <w:r>
+        <w:t xml:space="preserve"> o </w:t>
+      </w:r>
+      <w:proofErr w:type="spellStart"/>
+      <w:r>
+        <w:t>istorie</w:t>
+      </w:r>
+      <w:proofErr w:type="spellEnd"/>
+      <w:r>
+        <w:t xml:space="preserve"> </w:t>
+      </w:r>
+      <w:proofErr w:type="spellStart"/>
+      <w:r>
+        <w:t>lungă</w:t>
+      </w:r>
+      <w:proofErr w:type="spellEnd"/>
+      <w:r>
+        <w:t xml:space="preserve"> </w:t>
+      </w:r>
+      <w:proofErr w:type="spellStart"/>
+      <w:r>
+        <w:t>în</w:t>
+      </w:r>
+      <w:proofErr w:type="spellEnd"/>
+      <w:r>
+        <w:t xml:space="preserve"> </w:t>
+      </w:r>
+      <w:proofErr w:type="spellStart"/>
+      <w:r>
+        <w:t>comunitate</w:t>
+      </w:r>
+      <w:proofErr w:type="spellEnd"/>
     </w:p>
     <w:p>
       <w:pPr>
@@ -55,6 +199,7 @@
           <w:numId w:val="1"/>
         </w:numPr>
       </w:pPr>
+      <w:proofErr w:type="spellStart"/>
       <w:r>
         <w:rPr>
           <w:b/>
@@ -62,15 +207,26 @@
         </w:rPr>
         <w:t>Prezentul</w:t>
       </w:r>
+      <w:proofErr w:type="spellEnd"/>
       <w:r>
         <w:t xml:space="preserve">: </w:t>
       </w:r>
+      <w:proofErr w:type="spellStart"/>
       <w:r>
         <w:t>B</w:t>
       </w:r>
       <w:r>
-        <w:t>ucuria schimbării</w:t>
-      </w:r>
+        <w:t>ucuria</w:t>
+      </w:r>
+      <w:proofErr w:type="spellEnd"/>
+      <w:r>
+        <w:t xml:space="preserve"> </w:t>
+      </w:r>
+      <w:proofErr w:type="spellStart"/>
+      <w:r>
+        <w:t>schimbării</w:t>
+      </w:r>
+      <w:proofErr w:type="spellEnd"/>
     </w:p>
     <w:p>
       <w:pPr>
@@ -79,6 +235,7 @@
           <w:numId w:val="1"/>
         </w:numPr>
       </w:pPr>
+      <w:proofErr w:type="spellStart"/>
       <w:r>
         <w:rPr>
           <w:b/>
@@ -86,9 +243,35 @@
         </w:rPr>
         <w:t>Viitorul</w:t>
       </w:r>
-      <w:r>
-        <w:t>: Ce înseamnă să fii </w:t>
-      </w:r>
+      <w:proofErr w:type="spellEnd"/>
+      <w:r>
+        <w:t xml:space="preserve">: Ce </w:t>
+      </w:r>
+      <w:proofErr w:type="spellStart"/>
+      <w:r>
+        <w:t>înseamnă</w:t>
+      </w:r>
+      <w:proofErr w:type="spellEnd"/>
+      <w:r>
+        <w:t xml:space="preserve"> </w:t>
+      </w:r>
+      <w:proofErr w:type="spellStart"/>
+      <w:r>
+        <w:t>să</w:t>
+      </w:r>
+      <w:proofErr w:type="spellEnd"/>
+      <w:r>
+        <w:t xml:space="preserve"> </w:t>
+      </w:r>
+      <w:proofErr w:type="spellStart"/>
+      <w:r>
+        <w:t>fii</w:t>
+      </w:r>
+      <w:proofErr w:type="spellEnd"/>
+      <w:r>
+        <w:t> </w:t>
+      </w:r>
+      <w:proofErr w:type="spellStart"/>
       <w:r>
         <w:rPr>
           <w:b/>
@@ -96,23 +279,188 @@
         </w:rPr>
         <w:t>carolist</w:t>
       </w:r>
-      <w:r>
-        <w:t> — valori, mândrie, aparteneță</w:t>
-      </w:r>
+      <w:proofErr w:type="spellEnd"/>
+      <w:r>
+        <w:t xml:space="preserve"> — </w:t>
+      </w:r>
+      <w:proofErr w:type="spellStart"/>
+      <w:r>
+        <w:t>valori</w:t>
+      </w:r>
+      <w:proofErr w:type="spellEnd"/>
+      <w:r>
+        <w:t xml:space="preserve">, </w:t>
+      </w:r>
+      <w:proofErr w:type="spellStart"/>
+      <w:r>
+        <w:t>mândrie</w:t>
+      </w:r>
+      <w:proofErr w:type="spellEnd"/>
+      <w:r>
+        <w:t xml:space="preserve">, </w:t>
+      </w:r>
+      <w:proofErr w:type="spellStart"/>
+      <w:r>
+        <w:t>aparteneță</w:t>
+      </w:r>
+      <w:proofErr w:type="spellEnd"/>
     </w:p>
     <w:p>
-      <w:r>
-        <w:t>Paginile 7–10 devin un </w:t>
-      </w:r>
+      <w:proofErr w:type="spellStart"/>
+      <w:r>
+        <w:t>Paginile</w:t>
+      </w:r>
+      <w:proofErr w:type="spellEnd"/>
+      <w:r>
+        <w:t xml:space="preserve"> 7–10 </w:t>
+      </w:r>
+      <w:proofErr w:type="spellStart"/>
+      <w:r>
+        <w:t>devin</w:t>
+      </w:r>
+      <w:proofErr w:type="spellEnd"/>
+      <w:r>
+        <w:t xml:space="preserve"> un </w:t>
+      </w:r>
+      <w:proofErr w:type="spellStart"/>
       <w:r>
         <w:rPr>
           <w:b/>
           <w:bCs/>
         </w:rPr>
-        <w:t>diptih educațional</w:t>
-      </w:r>
-      <w:r>
-        <w:t> inspirațional despre Casa Regală Română — Principele Carol azi și Carol I ca fondator al României moderne — perfect adaptat vârstei și foarte util curricular.</w:t>
+        <w:t>diptih</w:t>
+      </w:r>
+      <w:proofErr w:type="spellEnd"/>
+      <w:r>
+        <w:rPr>
+          <w:b/>
+          <w:bCs/>
+        </w:rPr>
+        <w:t xml:space="preserve"> </w:t>
+      </w:r>
+      <w:proofErr w:type="spellStart"/>
+      <w:r>
+        <w:rPr>
+          <w:b/>
+          <w:bCs/>
+        </w:rPr>
+        <w:t>educațional</w:t>
+      </w:r>
+      <w:proofErr w:type="spellEnd"/>
+      <w:r>
+        <w:t> </w:t>
+      </w:r>
+      <w:proofErr w:type="spellStart"/>
+      <w:r>
+        <w:t>inspirațional</w:t>
+      </w:r>
+      <w:proofErr w:type="spellEnd"/>
+      <w:r>
+        <w:t xml:space="preserve"> despre Casa </w:t>
+      </w:r>
+      <w:proofErr w:type="spellStart"/>
+      <w:r>
+        <w:t>Regală</w:t>
+      </w:r>
+      <w:proofErr w:type="spellEnd"/>
+      <w:r>
+        <w:t xml:space="preserve"> </w:t>
+      </w:r>
+      <w:proofErr w:type="spellStart"/>
+      <w:r>
+        <w:t>Română</w:t>
+      </w:r>
+      <w:proofErr w:type="spellEnd"/>
+      <w:r>
+        <w:t xml:space="preserve"> — </w:t>
+      </w:r>
+      <w:proofErr w:type="spellStart"/>
+      <w:r>
+        <w:t>Principele</w:t>
+      </w:r>
+      <w:proofErr w:type="spellEnd"/>
+      <w:r>
+        <w:t xml:space="preserve"> Carol </w:t>
+      </w:r>
+      <w:proofErr w:type="spellStart"/>
+      <w:r>
+        <w:t>azi</w:t>
+      </w:r>
+      <w:proofErr w:type="spellEnd"/>
+      <w:r>
+        <w:t xml:space="preserve"> </w:t>
+      </w:r>
+      <w:proofErr w:type="spellStart"/>
+      <w:r>
+        <w:t>și</w:t>
+      </w:r>
+      <w:proofErr w:type="spellEnd"/>
+      <w:r>
+        <w:t xml:space="preserve"> Carol I ca </w:t>
+      </w:r>
+      <w:proofErr w:type="spellStart"/>
+      <w:r>
+        <w:t>fondator</w:t>
+      </w:r>
+      <w:proofErr w:type="spellEnd"/>
+      <w:r>
+        <w:t xml:space="preserve"> al </w:t>
+      </w:r>
+      <w:proofErr w:type="spellStart"/>
+      <w:r>
+        <w:t>României</w:t>
+      </w:r>
+      <w:proofErr w:type="spellEnd"/>
+      <w:r>
+        <w:t xml:space="preserve"> moderne — </w:t>
+      </w:r>
+      <w:proofErr w:type="spellStart"/>
+      <w:r>
+        <w:t>perfect</w:t>
+      </w:r>
+      <w:proofErr w:type="spellEnd"/>
+      <w:r>
+        <w:t xml:space="preserve"> </w:t>
+      </w:r>
+      <w:proofErr w:type="spellStart"/>
+      <w:r>
+        <w:t>adaptat</w:t>
+      </w:r>
+      <w:proofErr w:type="spellEnd"/>
+      <w:r>
+        <w:t xml:space="preserve"> </w:t>
+      </w:r>
+      <w:proofErr w:type="spellStart"/>
+      <w:r>
+        <w:t>vârstei</w:t>
+      </w:r>
+      <w:proofErr w:type="spellEnd"/>
+      <w:r>
+        <w:t xml:space="preserve"> </w:t>
+      </w:r>
+      <w:proofErr w:type="spellStart"/>
+      <w:r>
+        <w:t>și</w:t>
+      </w:r>
+      <w:proofErr w:type="spellEnd"/>
+      <w:r>
+        <w:t xml:space="preserve"> </w:t>
+      </w:r>
+      <w:proofErr w:type="spellStart"/>
+      <w:r>
+        <w:t>foarte</w:t>
+      </w:r>
+      <w:proofErr w:type="spellEnd"/>
+      <w:r>
+        <w:t xml:space="preserve"> </w:t>
+      </w:r>
+      <w:proofErr w:type="spellStart"/>
+      <w:r>
+        <w:t>util</w:t>
+      </w:r>
+      <w:proofErr w:type="spellEnd"/>
+      <w:r>
+        <w:t xml:space="preserve"> curricular.</w:t>
       </w:r>
     </w:p>
     <w:tbl>
@@ -128,8 +476,7 @@
       </w:tblPr>
       <w:tblGrid>
         <w:gridCol w:w="947"/>
-        <w:gridCol w:w="6970"/>
-        <w:gridCol w:w="1990"/>
+        <w:gridCol w:w="8960"/>
       </w:tblGrid>
       <w:tr>
         <w:trPr>
@@ -161,6 +508,7 @@
                 <w:bCs/>
               </w:rPr>
             </w:pPr>
+            <w:bookmarkStart w:id="0" w:name="_Hlk223988074"/>
             <w:r>
               <w:rPr>
                 <w:b/>
@@ -196,6 +544,7 @@
                 <w:bCs/>
               </w:rPr>
             </w:pPr>
+            <w:proofErr w:type="spellStart"/>
             <w:r>
               <w:rPr>
                 <w:b/>
@@ -203,41 +552,7 @@
               </w:rPr>
               <w:t>Conținut</w:t>
             </w:r>
-          </w:p>
-        </w:tc>
-        <w:tc>
-          <w:tcPr>
-            <w:tcW w:w="0" w:type="auto"/>
-            <w:tcBorders>
-              <w:top w:val="single" w:sz="6" w:space="0" w:color="DDDDDD"/>
-              <w:left w:val="single" w:sz="6" w:space="0" w:color="DDDDDD"/>
-              <w:bottom w:val="single" w:sz="6" w:space="0" w:color="DDDDDD"/>
-              <w:right w:val="single" w:sz="6" w:space="0" w:color="DDDDDD"/>
-            </w:tcBorders>
-            <w:shd w:val="clear" w:color="auto" w:fill="F2F2F2"/>
-            <w:tcMar>
-              <w:top w:w="120" w:type="dxa"/>
-              <w:left w:w="120" w:type="dxa"/>
-              <w:bottom w:w="120" w:type="dxa"/>
-              <w:right w:w="120" w:type="dxa"/>
-            </w:tcMar>
-            <w:vAlign w:val="center"/>
-            <w:hideMark/>
-          </w:tcPr>
-          <w:p>
-            <w:pPr>
-              <w:rPr>
-                <w:b/>
-                <w:bCs/>
-              </w:rPr>
-            </w:pPr>
-            <w:r>
-              <w:rPr>
-                <w:b/>
-                <w:bCs/>
-              </w:rPr>
-              <w:t>Segment</w:t>
-            </w:r>
+            <w:proofErr w:type="spellEnd"/>
           </w:p>
         </w:tc>
       </w:tr>
@@ -261,7 +576,17 @@
             <w:hideMark/>
           </w:tcPr>
           <w:p>
-            <w:r>
+            <w:pPr>
+              <w:rPr>
+                <w:b/>
+                <w:bCs/>
+              </w:rPr>
+            </w:pPr>
+            <w:r>
+              <w:rPr>
+                <w:b/>
+                <w:bCs/>
+              </w:rPr>
               <w:t>1</w:t>
             </w:r>
           </w:p>
@@ -285,39 +610,65 @@
             <w:hideMark/>
           </w:tcPr>
           <w:p>
-            <w:r>
-              <w:rPr>
-                <w:b/>
-                <w:bCs/>
+            <w:pPr>
+              <w:rPr>
+                <w:b/>
+                <w:bCs/>
+              </w:rPr>
+            </w:pPr>
+            <w:proofErr w:type="spellStart"/>
+            <w:r>
+              <w:rPr>
+                <w:b/>
+                <w:bCs/>
+                <w:color w:val="C00000"/>
               </w:rPr>
               <w:t>Copertă</w:t>
             </w:r>
-            <w:r>
-              <w:t xml:space="preserve"> — „O Nouă Coroană"</w:t>
-            </w:r>
-          </w:p>
-        </w:tc>
-        <w:tc>
-          <w:tcPr>
-            <w:tcW w:w="0" w:type="auto"/>
-            <w:tcBorders>
-              <w:top w:val="single" w:sz="6" w:space="0" w:color="DDDDDD"/>
-              <w:left w:val="single" w:sz="6" w:space="0" w:color="DDDDDD"/>
-              <w:bottom w:val="single" w:sz="6" w:space="0" w:color="DDDDDD"/>
-              <w:right w:val="single" w:sz="6" w:space="0" w:color="DDDDDD"/>
-            </w:tcBorders>
-            <w:tcMar>
-              <w:top w:w="120" w:type="dxa"/>
-              <w:left w:w="120" w:type="dxa"/>
-              <w:bottom w:w="120" w:type="dxa"/>
-              <w:right w:w="120" w:type="dxa"/>
-            </w:tcMar>
-            <w:vAlign w:val="center"/>
-            <w:hideMark/>
-          </w:tcPr>
-          <w:p>
-            <w:r>
-              <w:t>Toți</w:t>
+            <w:proofErr w:type="spellEnd"/>
+            <w:r>
+              <w:rPr>
+                <w:b/>
+                <w:bCs/>
+                <w:color w:val="C00000"/>
+              </w:rPr>
+              <w:t xml:space="preserve"> — „O </w:t>
+            </w:r>
+            <w:proofErr w:type="spellStart"/>
+            <w:r>
+              <w:rPr>
+                <w:b/>
+                <w:bCs/>
+                <w:color w:val="C00000"/>
+              </w:rPr>
+              <w:t>Nouă</w:t>
+            </w:r>
+            <w:proofErr w:type="spellEnd"/>
+            <w:r>
+              <w:rPr>
+                <w:b/>
+                <w:bCs/>
+                <w:color w:val="C00000"/>
+              </w:rPr>
+              <w:t xml:space="preserve"> </w:t>
+            </w:r>
+            <w:proofErr w:type="spellStart"/>
+            <w:r>
+              <w:rPr>
+                <w:b/>
+                <w:bCs/>
+                <w:color w:val="C00000"/>
+              </w:rPr>
+              <w:t>Coroană</w:t>
+            </w:r>
+            <w:proofErr w:type="spellEnd"/>
+            <w:r>
+              <w:rPr>
+                <w:b/>
+                <w:bCs/>
+                <w:color w:val="C00000"/>
+              </w:rPr>
+              <w:t>"</w:t>
             </w:r>
           </w:p>
         </w:tc>
@@ -342,7 +693,17 @@
             <w:hideMark/>
           </w:tcPr>
           <w:p>
-            <w:r>
+            <w:pPr>
+              <w:rPr>
+                <w:b/>
+                <w:bCs/>
+              </w:rPr>
+            </w:pPr>
+            <w:r>
+              <w:rPr>
+                <w:b/>
+                <w:bCs/>
+              </w:rPr>
               <w:t>2</w:t>
             </w:r>
           </w:p>
@@ -366,6 +727,13 @@
             <w:hideMark/>
           </w:tcPr>
           <w:p>
+            <w:pPr>
+              <w:rPr>
+                <w:b/>
+                <w:bCs/>
+              </w:rPr>
+            </w:pPr>
+            <w:proofErr w:type="spellStart"/>
             <w:r>
               <w:rPr>
                 <w:b/>
@@ -373,33 +741,23 @@
               </w:rPr>
               <w:t>Cuprins</w:t>
             </w:r>
-            <w:r>
-              <w:t xml:space="preserve"> vizual</w:t>
-            </w:r>
-          </w:p>
-        </w:tc>
-        <w:tc>
-          <w:tcPr>
-            <w:tcW w:w="0" w:type="auto"/>
-            <w:tcBorders>
-              <w:top w:val="single" w:sz="6" w:space="0" w:color="DDDDDD"/>
-              <w:left w:val="single" w:sz="6" w:space="0" w:color="DDDDDD"/>
-              <w:bottom w:val="single" w:sz="6" w:space="0" w:color="DDDDDD"/>
-              <w:right w:val="single" w:sz="6" w:space="0" w:color="DDDDDD"/>
-            </w:tcBorders>
-            <w:tcMar>
-              <w:top w:w="120" w:type="dxa"/>
-              <w:left w:w="120" w:type="dxa"/>
-              <w:bottom w:w="120" w:type="dxa"/>
-              <w:right w:w="120" w:type="dxa"/>
-            </w:tcMar>
-            <w:vAlign w:val="center"/>
-            <w:hideMark/>
-          </w:tcPr>
-          <w:p>
-            <w:r>
-              <w:t>Toți</w:t>
-            </w:r>
+            <w:proofErr w:type="spellEnd"/>
+            <w:r>
+              <w:rPr>
+                <w:b/>
+                <w:bCs/>
+              </w:rPr>
+              <w:t xml:space="preserve"> </w:t>
+            </w:r>
+            <w:proofErr w:type="spellStart"/>
+            <w:r>
+              <w:rPr>
+                <w:b/>
+                <w:bCs/>
+              </w:rPr>
+              <w:t>vizual</w:t>
+            </w:r>
+            <w:proofErr w:type="spellEnd"/>
           </w:p>
         </w:tc>
       </w:tr>
@@ -423,8 +781,18 @@
             <w:hideMark/>
           </w:tcPr>
           <w:p>
-            <w:r>
-              <w:t>3–4</w:t>
+            <w:pPr>
+              <w:rPr>
+                <w:b/>
+                <w:bCs/>
+              </w:rPr>
+            </w:pPr>
+            <w:r>
+              <w:rPr>
+                <w:b/>
+                <w:bCs/>
+              </w:rPr>
+              <w:t>3</w:t>
             </w:r>
           </w:p>
         </w:tc>
@@ -447,40 +815,44 @@
             <w:hideMark/>
           </w:tcPr>
           <w:p>
-            <w:r>
-              <w:rPr>
-                <w:b/>
-                <w:bCs/>
-              </w:rPr>
-              <w:t>Editorial director</w:t>
-            </w:r>
-            <w:r>
-              <w:t xml:space="preserve"> + mesajul schimbării</w:t>
-            </w:r>
-          </w:p>
-        </w:tc>
-        <w:tc>
-          <w:tcPr>
-            <w:tcW w:w="0" w:type="auto"/>
-            <w:tcBorders>
-              <w:top w:val="single" w:sz="6" w:space="0" w:color="DDDDDD"/>
-              <w:left w:val="single" w:sz="6" w:space="0" w:color="DDDDDD"/>
-              <w:bottom w:val="single" w:sz="6" w:space="0" w:color="DDDDDD"/>
-              <w:right w:val="single" w:sz="6" w:space="0" w:color="DDDDDD"/>
-            </w:tcBorders>
-            <w:tcMar>
-              <w:top w:w="120" w:type="dxa"/>
-              <w:left w:w="120" w:type="dxa"/>
-              <w:bottom w:w="120" w:type="dxa"/>
-              <w:right w:w="120" w:type="dxa"/>
-            </w:tcMar>
-            <w:vAlign w:val="center"/>
-            <w:hideMark/>
-          </w:tcPr>
-          <w:p>
-            <w:r>
-              <w:t>Adulți + gimnaziu</w:t>
-            </w:r>
+            <w:pPr>
+              <w:rPr>
+                <w:b/>
+                <w:bCs/>
+              </w:rPr>
+            </w:pPr>
+            <w:r>
+              <w:rPr>
+                <w:b/>
+                <w:bCs/>
+              </w:rPr>
+              <w:t xml:space="preserve">Editorial director + </w:t>
+            </w:r>
+            <w:proofErr w:type="spellStart"/>
+            <w:r>
+              <w:rPr>
+                <w:b/>
+                <w:bCs/>
+              </w:rPr>
+              <w:t>mesajul</w:t>
+            </w:r>
+            <w:proofErr w:type="spellEnd"/>
+            <w:r>
+              <w:rPr>
+                <w:b/>
+                <w:bCs/>
+              </w:rPr>
+              <w:t xml:space="preserve"> </w:t>
+            </w:r>
+            <w:proofErr w:type="spellStart"/>
+            <w:r>
+              <w:rPr>
+                <w:b/>
+                <w:bCs/>
+              </w:rPr>
+              <w:t>schimbării</w:t>
+            </w:r>
+            <w:proofErr w:type="spellEnd"/>
           </w:p>
         </w:tc>
       </w:tr>
@@ -504,8 +876,20 @@
             <w:hideMark/>
           </w:tcPr>
           <w:p>
-            <w:r>
-              <w:t>5–6</w:t>
+            <w:pPr>
+              <w:rPr>
+                <w:b/>
+                <w:bCs/>
+                <w:color w:val="156082" w:themeColor="accent1"/>
+              </w:rPr>
+            </w:pPr>
+            <w:r>
+              <w:rPr>
+                <w:b/>
+                <w:bCs/>
+                <w:color w:val="156082" w:themeColor="accent1"/>
+              </w:rPr>
+              <w:t>4</w:t>
             </w:r>
           </w:p>
         </w:tc>
@@ -528,40 +912,111 @@
             <w:hideMark/>
           </w:tcPr>
           <w:p>
-            <w:r>
-              <w:rPr>
-                <w:b/>
-                <w:bCs/>
-              </w:rPr>
-              <w:t>Reportaj principal</w:t>
-            </w:r>
-            <w:r>
-              <w:t>: Ceremonia schimbării denumirii</w:t>
-            </w:r>
-          </w:p>
-        </w:tc>
-        <w:tc>
-          <w:tcPr>
-            <w:tcW w:w="0" w:type="auto"/>
-            <w:tcBorders>
-              <w:top w:val="single" w:sz="6" w:space="0" w:color="DDDDDD"/>
-              <w:left w:val="single" w:sz="6" w:space="0" w:color="DDDDDD"/>
-              <w:bottom w:val="single" w:sz="6" w:space="0" w:color="DDDDDD"/>
-              <w:right w:val="single" w:sz="6" w:space="0" w:color="DDDDDD"/>
-            </w:tcBorders>
-            <w:tcMar>
-              <w:top w:w="120" w:type="dxa"/>
-              <w:left w:w="120" w:type="dxa"/>
-              <w:bottom w:w="120" w:type="dxa"/>
-              <w:right w:w="120" w:type="dxa"/>
-            </w:tcMar>
-            <w:vAlign w:val="center"/>
-            <w:hideMark/>
-          </w:tcPr>
-          <w:p>
-            <w:r>
-              <w:t>Toți</w:t>
-            </w:r>
+            <w:pPr>
+              <w:rPr>
+                <w:b/>
+                <w:bCs/>
+                <w:color w:val="156082" w:themeColor="accent1"/>
+              </w:rPr>
+            </w:pPr>
+            <w:proofErr w:type="gramStart"/>
+            <w:r>
+              <w:rPr>
+                <w:b/>
+                <w:bCs/>
+                <w:color w:val="156082" w:themeColor="accent1"/>
+              </w:rPr>
+              <w:t xml:space="preserve">De ce </w:t>
+            </w:r>
+            <w:proofErr w:type="spellStart"/>
+            <w:r>
+              <w:rPr>
+                <w:b/>
+                <w:bCs/>
+                <w:color w:val="156082" w:themeColor="accent1"/>
+              </w:rPr>
+              <w:t>școala</w:t>
+            </w:r>
+            <w:proofErr w:type="spellEnd"/>
+            <w:r>
+              <w:rPr>
+                <w:b/>
+                <w:bCs/>
+                <w:color w:val="156082" w:themeColor="accent1"/>
+              </w:rPr>
+              <w:t xml:space="preserve"> </w:t>
+            </w:r>
+            <w:proofErr w:type="spellStart"/>
+            <w:r>
+              <w:rPr>
+                <w:b/>
+                <w:bCs/>
+                <w:color w:val="156082" w:themeColor="accent1"/>
+              </w:rPr>
+              <w:t>noastră</w:t>
+            </w:r>
+            <w:proofErr w:type="spellEnd"/>
+            <w:r>
+              <w:rPr>
+                <w:b/>
+                <w:bCs/>
+                <w:color w:val="156082" w:themeColor="accent1"/>
+              </w:rPr>
+              <w:t xml:space="preserve"> se </w:t>
+            </w:r>
+            <w:proofErr w:type="spellStart"/>
+            <w:r>
+              <w:rPr>
+                <w:b/>
+                <w:bCs/>
+                <w:color w:val="156082" w:themeColor="accent1"/>
+              </w:rPr>
+              <w:t>numește</w:t>
+            </w:r>
+            <w:proofErr w:type="spellEnd"/>
+            <w:r>
+              <w:rPr>
+                <w:b/>
+                <w:bCs/>
+                <w:color w:val="156082" w:themeColor="accent1"/>
+              </w:rPr>
+              <w:t xml:space="preserve"> „</w:t>
+            </w:r>
+            <w:proofErr w:type="spellStart"/>
+            <w:r>
+              <w:rPr>
+                <w:b/>
+                <w:bCs/>
+                <w:color w:val="156082" w:themeColor="accent1"/>
+              </w:rPr>
+              <w:t>Principele</w:t>
+            </w:r>
+            <w:proofErr w:type="spellEnd"/>
+            <w:r>
+              <w:rPr>
+                <w:b/>
+                <w:bCs/>
+                <w:color w:val="156082" w:themeColor="accent1"/>
+              </w:rPr>
+              <w:t xml:space="preserve"> Carol</w:t>
+            </w:r>
+            <w:r>
+              <w:rPr>
+                <w:b/>
+                <w:bCs/>
+                <w:color w:val="156082" w:themeColor="accent1"/>
+              </w:rPr>
+              <w:t>”</w:t>
+            </w:r>
+            <w:r>
+              <w:rPr>
+                <w:b/>
+                <w:bCs/>
+                <w:color w:val="156082" w:themeColor="accent1"/>
+              </w:rPr>
+              <w:t>?</w:t>
+            </w:r>
+            <w:proofErr w:type="gramEnd"/>
           </w:p>
         </w:tc>
       </w:tr>
@@ -585,8 +1040,20 @@
             <w:hideMark/>
           </w:tcPr>
           <w:p>
-            <w:r>
-              <w:t>7–8</w:t>
+            <w:pPr>
+              <w:rPr>
+                <w:b/>
+                <w:bCs/>
+                <w:color w:val="156082" w:themeColor="accent1"/>
+              </w:rPr>
+            </w:pPr>
+            <w:r>
+              <w:rPr>
+                <w:b/>
+                <w:bCs/>
+                <w:color w:val="156082" w:themeColor="accent1"/>
+              </w:rPr>
+              <w:t>5</w:t>
             </w:r>
           </w:p>
         </w:tc>
@@ -609,40 +1076,59 @@
             <w:hideMark/>
           </w:tcPr>
           <w:p>
-            <w:r>
-              <w:rPr>
-                <w:b/>
-                <w:bCs/>
-              </w:rPr>
-              <w:t>Principele Carol &amp; Carol I</w:t>
-            </w:r>
-            <w:r>
-              <w:t xml:space="preserve"> — diptih educațional</w:t>
-            </w:r>
-          </w:p>
-        </w:tc>
-        <w:tc>
-          <w:tcPr>
-            <w:tcW w:w="0" w:type="auto"/>
-            <w:tcBorders>
-              <w:top w:val="single" w:sz="6" w:space="0" w:color="DDDDDD"/>
-              <w:left w:val="single" w:sz="6" w:space="0" w:color="DDDDDD"/>
-              <w:bottom w:val="single" w:sz="6" w:space="0" w:color="DDDDDD"/>
-              <w:right w:val="single" w:sz="6" w:space="0" w:color="DDDDDD"/>
-            </w:tcBorders>
-            <w:tcMar>
-              <w:top w:w="120" w:type="dxa"/>
-              <w:left w:w="120" w:type="dxa"/>
-              <w:bottom w:w="120" w:type="dxa"/>
-              <w:right w:w="120" w:type="dxa"/>
-            </w:tcMar>
-            <w:vAlign w:val="center"/>
-            <w:hideMark/>
-          </w:tcPr>
-          <w:p>
-            <w:r>
-              <w:t>Cls. 3–8</w:t>
-            </w:r>
+            <w:pPr>
+              <w:rPr>
+                <w:b/>
+                <w:bCs/>
+                <w:color w:val="156082" w:themeColor="accent1"/>
+              </w:rPr>
+            </w:pPr>
+            <w:proofErr w:type="gramStart"/>
+            <w:r>
+              <w:rPr>
+                <w:b/>
+                <w:bCs/>
+                <w:color w:val="156082" w:themeColor="accent1"/>
+              </w:rPr>
+              <w:t xml:space="preserve">Cine a </w:t>
+            </w:r>
+            <w:proofErr w:type="spellStart"/>
+            <w:r>
+              <w:rPr>
+                <w:b/>
+                <w:bCs/>
+                <w:color w:val="156082" w:themeColor="accent1"/>
+              </w:rPr>
+              <w:t>fost</w:t>
+            </w:r>
+            <w:proofErr w:type="spellEnd"/>
+            <w:r>
+              <w:rPr>
+                <w:b/>
+                <w:bCs/>
+                <w:color w:val="156082" w:themeColor="accent1"/>
+              </w:rPr>
+              <w:t xml:space="preserve"> </w:t>
+            </w:r>
+            <w:proofErr w:type="spellStart"/>
+            <w:r>
+              <w:rPr>
+                <w:b/>
+                <w:bCs/>
+                <w:color w:val="156082" w:themeColor="accent1"/>
+              </w:rPr>
+              <w:t>Principele</w:t>
+            </w:r>
+            <w:proofErr w:type="spellEnd"/>
+            <w:r>
+              <w:rPr>
+                <w:b/>
+                <w:bCs/>
+                <w:color w:val="156082" w:themeColor="accent1"/>
+              </w:rPr>
+              <w:t xml:space="preserve"> Carol I?</w:t>
+            </w:r>
+            <w:proofErr w:type="gramEnd"/>
           </w:p>
         </w:tc>
       </w:tr>
@@ -666,8 +1152,18 @@
             <w:hideMark/>
           </w:tcPr>
           <w:p>
-            <w:r>
-              <w:t>9–10</w:t>
+            <w:pPr>
+              <w:rPr>
+                <w:b/>
+                <w:bCs/>
+              </w:rPr>
+            </w:pPr>
+            <w:r>
+              <w:rPr>
+                <w:b/>
+                <w:bCs/>
+              </w:rPr>
+              <w:t>6</w:t>
             </w:r>
           </w:p>
         </w:tc>
@@ -690,40 +1186,85 @@
             <w:hideMark/>
           </w:tcPr>
           <w:p>
-            <w:r>
-              <w:rPr>
-                <w:b/>
-                <w:bCs/>
-              </w:rPr>
-              <w:t>Interviu „Sub Reflector"</w:t>
-            </w:r>
-            <w:r>
-              <w:t xml:space="preserve"> — Directorul școlii</w:t>
-            </w:r>
-          </w:p>
-        </w:tc>
-        <w:tc>
-          <w:tcPr>
-            <w:tcW w:w="0" w:type="auto"/>
-            <w:tcBorders>
-              <w:top w:val="single" w:sz="6" w:space="0" w:color="DDDDDD"/>
-              <w:left w:val="single" w:sz="6" w:space="0" w:color="DDDDDD"/>
-              <w:bottom w:val="single" w:sz="6" w:space="0" w:color="DDDDDD"/>
-              <w:right w:val="single" w:sz="6" w:space="0" w:color="DDDDDD"/>
-            </w:tcBorders>
-            <w:tcMar>
-              <w:top w:w="120" w:type="dxa"/>
-              <w:left w:w="120" w:type="dxa"/>
-              <w:bottom w:w="120" w:type="dxa"/>
-              <w:right w:w="120" w:type="dxa"/>
-            </w:tcMar>
-            <w:vAlign w:val="center"/>
-            <w:hideMark/>
-          </w:tcPr>
-          <w:p>
-            <w:r>
-              <w:t>Cls. 5–8 + adulți</w:t>
-            </w:r>
+            <w:pPr>
+              <w:rPr>
+                <w:b/>
+                <w:bCs/>
+              </w:rPr>
+            </w:pPr>
+            <w:proofErr w:type="spellStart"/>
+            <w:r>
+              <w:rPr>
+                <w:b/>
+                <w:bCs/>
+              </w:rPr>
+              <w:t>Interviu</w:t>
+            </w:r>
+            <w:proofErr w:type="spellEnd"/>
+            <w:r>
+              <w:rPr>
+                <w:b/>
+                <w:bCs/>
+              </w:rPr>
+              <w:t xml:space="preserve"> „Sub Reflector" — </w:t>
+            </w:r>
+            <w:proofErr w:type="spellStart"/>
+            <w:r>
+              <w:rPr>
+                <w:b/>
+                <w:bCs/>
+              </w:rPr>
+              <w:t>Doamna</w:t>
+            </w:r>
+            <w:proofErr w:type="spellEnd"/>
+            <w:r>
+              <w:rPr>
+                <w:b/>
+                <w:bCs/>
+              </w:rPr>
+              <w:t xml:space="preserve"> </w:t>
+            </w:r>
+            <w:proofErr w:type="spellStart"/>
+            <w:r>
+              <w:rPr>
+                <w:b/>
+                <w:bCs/>
+              </w:rPr>
+              <w:t>directoare</w:t>
+            </w:r>
+            <w:proofErr w:type="spellEnd"/>
+            <w:r>
+              <w:rPr>
+                <w:b/>
+                <w:bCs/>
+              </w:rPr>
+              <w:t xml:space="preserve"> a </w:t>
+            </w:r>
+            <w:proofErr w:type="spellStart"/>
+            <w:r>
+              <w:rPr>
+                <w:b/>
+                <w:bCs/>
+              </w:rPr>
+              <w:t>școlii</w:t>
+            </w:r>
+            <w:proofErr w:type="spellEnd"/>
+            <w:r>
+              <w:rPr>
+                <w:b/>
+                <w:bCs/>
+              </w:rPr>
+              <w:t xml:space="preserve">, </w:t>
+            </w:r>
+            <w:proofErr w:type="spellStart"/>
+            <w:r>
+              <w:rPr>
+                <w:b/>
+                <w:bCs/>
+              </w:rPr>
+              <w:t>altfel</w:t>
+            </w:r>
+            <w:proofErr w:type="spellEnd"/>
           </w:p>
         </w:tc>
       </w:tr>
@@ -747,8 +1288,18 @@
             <w:hideMark/>
           </w:tcPr>
           <w:p>
-            <w:r>
-              <w:t>11</w:t>
+            <w:pPr>
+              <w:rPr>
+                <w:b/>
+                <w:bCs/>
+              </w:rPr>
+            </w:pPr>
+            <w:r>
+              <w:rPr>
+                <w:b/>
+                <w:bCs/>
+              </w:rPr>
+              <w:t>7</w:t>
             </w:r>
           </w:p>
         </w:tc>
@@ -771,40 +1322,124 @@
             <w:hideMark/>
           </w:tcPr>
           <w:p>
-            <w:r>
-              <w:rPr>
-                <w:b/>
-                <w:bCs/>
-              </w:rPr>
-              <w:t>Bun venit, cei mici!</w:t>
-            </w:r>
-            <w:r>
-              <w:t xml:space="preserve"> — Pagina grădinițelor (ilustrată, colorată, festivă)</w:t>
-            </w:r>
-          </w:p>
-        </w:tc>
-        <w:tc>
-          <w:tcPr>
-            <w:tcW w:w="0" w:type="auto"/>
-            <w:tcBorders>
-              <w:top w:val="single" w:sz="6" w:space="0" w:color="DDDDDD"/>
-              <w:left w:val="single" w:sz="6" w:space="0" w:color="DDDDDD"/>
-              <w:bottom w:val="single" w:sz="6" w:space="0" w:color="DDDDDD"/>
-              <w:right w:val="single" w:sz="6" w:space="0" w:color="DDDDDD"/>
-            </w:tcBorders>
-            <w:tcMar>
-              <w:top w:w="120" w:type="dxa"/>
-              <w:left w:w="120" w:type="dxa"/>
-              <w:bottom w:w="120" w:type="dxa"/>
-              <w:right w:w="120" w:type="dxa"/>
-            </w:tcMar>
-            <w:vAlign w:val="center"/>
-            <w:hideMark/>
-          </w:tcPr>
-          <w:p>
-            <w:r>
-              <w:t>Preșcolari</w:t>
-            </w:r>
+            <w:pPr>
+              <w:rPr>
+                <w:b/>
+                <w:bCs/>
+              </w:rPr>
+            </w:pPr>
+            <w:r>
+              <w:rPr>
+                <w:b/>
+                <w:bCs/>
+              </w:rPr>
+              <w:t xml:space="preserve">Harta </w:t>
+            </w:r>
+            <w:proofErr w:type="spellStart"/>
+            <w:r>
+              <w:rPr>
+                <w:b/>
+                <w:bCs/>
+              </w:rPr>
+              <w:t>memoriei</w:t>
+            </w:r>
+            <w:proofErr w:type="spellEnd"/>
+            <w:r>
+              <w:rPr>
+                <w:b/>
+                <w:bCs/>
+              </w:rPr>
+              <w:t xml:space="preserve"> — </w:t>
+            </w:r>
+            <w:proofErr w:type="spellStart"/>
+            <w:r>
+              <w:rPr>
+                <w:b/>
+                <w:bCs/>
+              </w:rPr>
+              <w:t>fotografii</w:t>
+            </w:r>
+            <w:proofErr w:type="spellEnd"/>
+            <w:r>
+              <w:rPr>
+                <w:b/>
+                <w:bCs/>
+              </w:rPr>
+              <w:t xml:space="preserve"> de </w:t>
+            </w:r>
+            <w:proofErr w:type="spellStart"/>
+            <w:r>
+              <w:rPr>
+                <w:b/>
+                <w:bCs/>
+              </w:rPr>
+              <w:t>arhivă</w:t>
+            </w:r>
+            <w:proofErr w:type="spellEnd"/>
+            <w:r>
+              <w:rPr>
+                <w:b/>
+                <w:bCs/>
+              </w:rPr>
+              <w:t xml:space="preserve">, documente, </w:t>
+            </w:r>
+            <w:proofErr w:type="spellStart"/>
+            <w:r>
+              <w:rPr>
+                <w:b/>
+                <w:bCs/>
+              </w:rPr>
+              <w:t>clădirea</w:t>
+            </w:r>
+            <w:proofErr w:type="spellEnd"/>
+            <w:r>
+              <w:rPr>
+                <w:b/>
+                <w:bCs/>
+              </w:rPr>
+              <w:t xml:space="preserve"> </w:t>
+            </w:r>
+            <w:proofErr w:type="spellStart"/>
+            <w:r>
+              <w:rPr>
+                <w:b/>
+                <w:bCs/>
+              </w:rPr>
+              <w:t>de-a</w:t>
+            </w:r>
+            <w:proofErr w:type="spellEnd"/>
+            <w:r>
+              <w:rPr>
+                <w:b/>
+                <w:bCs/>
+              </w:rPr>
+              <w:t xml:space="preserve"> </w:t>
+            </w:r>
+            <w:proofErr w:type="spellStart"/>
+            <w:r>
+              <w:rPr>
+                <w:b/>
+                <w:bCs/>
+              </w:rPr>
+              <w:t>lungul</w:t>
+            </w:r>
+            <w:proofErr w:type="spellEnd"/>
+            <w:r>
+              <w:rPr>
+                <w:b/>
+                <w:bCs/>
+              </w:rPr>
+              <w:t xml:space="preserve"> </w:t>
+            </w:r>
+            <w:proofErr w:type="spellStart"/>
+            <w:r>
+              <w:rPr>
+                <w:b/>
+                <w:bCs/>
+              </w:rPr>
+              <w:t>anilor</w:t>
+            </w:r>
+            <w:proofErr w:type="spellEnd"/>
           </w:p>
         </w:tc>
       </w:tr>
@@ -828,8 +1463,18 @@
             <w:hideMark/>
           </w:tcPr>
           <w:p>
-            <w:r>
-              <w:t>12</w:t>
+            <w:pPr>
+              <w:rPr>
+                <w:b/>
+                <w:bCs/>
+              </w:rPr>
+            </w:pPr>
+            <w:r>
+              <w:rPr>
+                <w:b/>
+                <w:bCs/>
+              </w:rPr>
+              <w:t>8</w:t>
             </w:r>
           </w:p>
         </w:tc>
@@ -852,40 +1497,273 @@
             <w:hideMark/>
           </w:tcPr>
           <w:p>
-            <w:r>
-              <w:rPr>
-                <w:b/>
-                <w:bCs/>
-              </w:rPr>
-              <w:t>Clasa 1–2 în spotlight</w:t>
-            </w:r>
-            <w:r>
-              <w:t xml:space="preserve"> — desene, versuri simple, prima zi de școală</w:t>
-            </w:r>
-          </w:p>
-        </w:tc>
-        <w:tc>
-          <w:tcPr>
-            <w:tcW w:w="0" w:type="auto"/>
-            <w:tcBorders>
-              <w:top w:val="single" w:sz="6" w:space="0" w:color="DDDDDD"/>
-              <w:left w:val="single" w:sz="6" w:space="0" w:color="DDDDDD"/>
-              <w:bottom w:val="single" w:sz="6" w:space="0" w:color="DDDDDD"/>
-              <w:right w:val="single" w:sz="6" w:space="0" w:color="DDDDDD"/>
-            </w:tcBorders>
-            <w:tcMar>
-              <w:top w:w="120" w:type="dxa"/>
-              <w:left w:w="120" w:type="dxa"/>
-              <w:bottom w:w="120" w:type="dxa"/>
-              <w:right w:w="120" w:type="dxa"/>
-            </w:tcMar>
-            <w:vAlign w:val="center"/>
-            <w:hideMark/>
-          </w:tcPr>
-          <w:p>
-            <w:r>
-              <w:t>Cls. 1–2</w:t>
-            </w:r>
+            <w:pPr>
+              <w:rPr>
+                <w:b/>
+                <w:bCs/>
+                <w:color w:val="156082" w:themeColor="accent1"/>
+              </w:rPr>
+            </w:pPr>
+            <w:proofErr w:type="gramStart"/>
+            <w:r>
+              <w:rPr>
+                <w:b/>
+                <w:bCs/>
+                <w:color w:val="156082" w:themeColor="accent1"/>
+              </w:rPr>
+              <w:t>D</w:t>
+            </w:r>
+            <w:r>
+              <w:rPr>
+                <w:b/>
+                <w:bCs/>
+                <w:color w:val="156082" w:themeColor="accent1"/>
+              </w:rPr>
+              <w:t xml:space="preserve">e ce </w:t>
+            </w:r>
+            <w:proofErr w:type="spellStart"/>
+            <w:r>
+              <w:rPr>
+                <w:b/>
+                <w:bCs/>
+                <w:color w:val="156082" w:themeColor="accent1"/>
+              </w:rPr>
+              <w:t>contează</w:t>
+            </w:r>
+            <w:proofErr w:type="spellEnd"/>
+            <w:r>
+              <w:rPr>
+                <w:b/>
+                <w:bCs/>
+                <w:color w:val="156082" w:themeColor="accent1"/>
+              </w:rPr>
+              <w:t xml:space="preserve"> </w:t>
+            </w:r>
+            <w:proofErr w:type="spellStart"/>
+            <w:r>
+              <w:rPr>
+                <w:b/>
+                <w:bCs/>
+                <w:color w:val="156082" w:themeColor="accent1"/>
+              </w:rPr>
+              <w:t>să</w:t>
+            </w:r>
+            <w:proofErr w:type="spellEnd"/>
+            <w:r>
+              <w:rPr>
+                <w:b/>
+                <w:bCs/>
+                <w:color w:val="156082" w:themeColor="accent1"/>
+              </w:rPr>
+              <w:t xml:space="preserve"> </w:t>
+            </w:r>
+            <w:proofErr w:type="spellStart"/>
+            <w:r>
+              <w:rPr>
+                <w:b/>
+                <w:bCs/>
+                <w:color w:val="156082" w:themeColor="accent1"/>
+              </w:rPr>
+              <w:t>înveți</w:t>
+            </w:r>
+            <w:proofErr w:type="spellEnd"/>
+            <w:r>
+              <w:rPr>
+                <w:b/>
+                <w:bCs/>
+                <w:color w:val="156082" w:themeColor="accent1"/>
+              </w:rPr>
+              <w:t xml:space="preserve"> </w:t>
+            </w:r>
+            <w:r>
+              <w:rPr>
+                <w:b/>
+                <w:bCs/>
+                <w:color w:val="156082" w:themeColor="accent1"/>
+              </w:rPr>
+              <w:t xml:space="preserve">alte </w:t>
+            </w:r>
+            <w:proofErr w:type="spellStart"/>
+            <w:r>
+              <w:rPr>
+                <w:b/>
+                <w:bCs/>
+                <w:color w:val="156082" w:themeColor="accent1"/>
+              </w:rPr>
+              <w:t>limbi</w:t>
+            </w:r>
+            <w:proofErr w:type="spellEnd"/>
+            <w:r>
+              <w:rPr>
+                <w:b/>
+                <w:bCs/>
+                <w:color w:val="156082" w:themeColor="accent1"/>
+              </w:rPr>
+              <w:t>?</w:t>
+            </w:r>
+            <w:proofErr w:type="gramEnd"/>
+            <w:r>
+              <w:rPr>
+                <w:b/>
+                <w:bCs/>
+                <w:color w:val="156082" w:themeColor="accent1"/>
+              </w:rPr>
+              <w:t xml:space="preserve"> </w:t>
+            </w:r>
+            <w:proofErr w:type="spellStart"/>
+            <w:r>
+              <w:rPr>
+                <w:b/>
+                <w:bCs/>
+                <w:color w:val="156082" w:themeColor="accent1"/>
+              </w:rPr>
+              <w:t>Pagina</w:t>
+            </w:r>
+            <w:proofErr w:type="spellEnd"/>
+            <w:r>
+              <w:rPr>
+                <w:b/>
+                <w:bCs/>
+                <w:color w:val="156082" w:themeColor="accent1"/>
+              </w:rPr>
+              <w:t xml:space="preserve"> de </w:t>
+            </w:r>
+            <w:proofErr w:type="spellStart"/>
+            <w:r>
+              <w:rPr>
+                <w:b/>
+                <w:bCs/>
+                <w:color w:val="156082" w:themeColor="accent1"/>
+              </w:rPr>
+              <w:t>limbi</w:t>
+            </w:r>
+            <w:proofErr w:type="spellEnd"/>
+            <w:r>
+              <w:rPr>
+                <w:b/>
+                <w:bCs/>
+                <w:color w:val="156082" w:themeColor="accent1"/>
+              </w:rPr>
+              <w:t xml:space="preserve"> </w:t>
+            </w:r>
+            <w:proofErr w:type="spellStart"/>
+            <w:r>
+              <w:rPr>
+                <w:b/>
+                <w:bCs/>
+                <w:color w:val="156082" w:themeColor="accent1"/>
+              </w:rPr>
+              <w:t>străine</w:t>
+            </w:r>
+            <w:proofErr w:type="spellEnd"/>
+            <w:r>
+              <w:rPr>
+                <w:b/>
+                <w:bCs/>
+                <w:color w:val="156082" w:themeColor="accent1"/>
+              </w:rPr>
+              <w:t xml:space="preserve"> - </w:t>
+            </w:r>
+            <w:proofErr w:type="spellStart"/>
+            <w:r>
+              <w:rPr>
+                <w:b/>
+                <w:bCs/>
+                <w:color w:val="156082" w:themeColor="accent1"/>
+              </w:rPr>
+              <w:t>texte</w:t>
+            </w:r>
+            <w:proofErr w:type="spellEnd"/>
+            <w:r>
+              <w:rPr>
+                <w:b/>
+                <w:bCs/>
+                <w:color w:val="156082" w:themeColor="accent1"/>
+              </w:rPr>
+              <w:t xml:space="preserve"> ale </w:t>
+            </w:r>
+            <w:proofErr w:type="spellStart"/>
+            <w:r>
+              <w:rPr>
+                <w:b/>
+                <w:bCs/>
+                <w:color w:val="156082" w:themeColor="accent1"/>
+              </w:rPr>
+              <w:t>elevilor</w:t>
+            </w:r>
+            <w:proofErr w:type="spellEnd"/>
+            <w:r>
+              <w:rPr>
+                <w:b/>
+                <w:bCs/>
+                <w:color w:val="156082" w:themeColor="accent1"/>
+              </w:rPr>
+              <w:t xml:space="preserve"> </w:t>
+            </w:r>
+            <w:proofErr w:type="spellStart"/>
+            <w:r>
+              <w:rPr>
+                <w:b/>
+                <w:bCs/>
+                <w:color w:val="156082" w:themeColor="accent1"/>
+              </w:rPr>
+              <w:t>în</w:t>
+            </w:r>
+            <w:proofErr w:type="spellEnd"/>
+            <w:r>
+              <w:rPr>
+                <w:b/>
+                <w:bCs/>
+                <w:color w:val="156082" w:themeColor="accent1"/>
+              </w:rPr>
+              <w:t xml:space="preserve"> </w:t>
+            </w:r>
+            <w:proofErr w:type="spellStart"/>
+            <w:r>
+              <w:rPr>
+                <w:b/>
+                <w:bCs/>
+                <w:color w:val="156082" w:themeColor="accent1"/>
+              </w:rPr>
+              <w:t>engleză</w:t>
+            </w:r>
+            <w:proofErr w:type="spellEnd"/>
+            <w:r>
+              <w:rPr>
+                <w:b/>
+                <w:bCs/>
+                <w:color w:val="156082" w:themeColor="accent1"/>
+              </w:rPr>
+              <w:t xml:space="preserve">, </w:t>
+            </w:r>
+            <w:proofErr w:type="spellStart"/>
+            <w:r>
+              <w:rPr>
+                <w:b/>
+                <w:bCs/>
+                <w:color w:val="156082" w:themeColor="accent1"/>
+              </w:rPr>
+              <w:t>franceză</w:t>
+            </w:r>
+            <w:proofErr w:type="spellEnd"/>
+            <w:r>
+              <w:rPr>
+                <w:b/>
+                <w:bCs/>
+                <w:color w:val="156082" w:themeColor="accent1"/>
+              </w:rPr>
+              <w:t xml:space="preserve">, </w:t>
+            </w:r>
+            <w:proofErr w:type="spellStart"/>
+            <w:r>
+              <w:rPr>
+                <w:b/>
+                <w:bCs/>
+                <w:color w:val="156082" w:themeColor="accent1"/>
+              </w:rPr>
+              <w:t>spaniolă</w:t>
+            </w:r>
+            <w:proofErr w:type="spellEnd"/>
           </w:p>
         </w:tc>
       </w:tr>
@@ -909,8 +1787,18 @@
             <w:hideMark/>
           </w:tcPr>
           <w:p>
-            <w:r>
-              <w:t>13–14</w:t>
+            <w:pPr>
+              <w:rPr>
+                <w:b/>
+                <w:bCs/>
+              </w:rPr>
+            </w:pPr>
+            <w:r>
+              <w:rPr>
+                <w:b/>
+                <w:bCs/>
+              </w:rPr>
+              <w:t>9</w:t>
             </w:r>
           </w:p>
         </w:tc>
@@ -933,47 +1821,219 @@
             <w:hideMark/>
           </w:tcPr>
           <w:p>
-            <w:r>
-              <w:rPr>
-                <w:b/>
-                <w:bCs/>
-              </w:rPr>
-              <w:t>Laboratorul de imaginație</w:t>
-            </w:r>
-            <w:r>
-              <w:t xml:space="preserve"> — </w:t>
-            </w:r>
-            <w:r>
-              <w:rPr>
-                <w:i/>
-                <w:iCs/>
-              </w:rPr>
-              <w:t>„Eu sunt carolist pentru că..."</w:t>
-            </w:r>
-          </w:p>
-        </w:tc>
-        <w:tc>
-          <w:tcPr>
-            <w:tcW w:w="0" w:type="auto"/>
-            <w:tcBorders>
-              <w:top w:val="single" w:sz="6" w:space="0" w:color="DDDDDD"/>
-              <w:left w:val="single" w:sz="6" w:space="0" w:color="DDDDDD"/>
-              <w:bottom w:val="single" w:sz="6" w:space="0" w:color="DDDDDD"/>
-              <w:right w:val="single" w:sz="6" w:space="0" w:color="DDDDDD"/>
-            </w:tcBorders>
-            <w:tcMar>
-              <w:top w:w="120" w:type="dxa"/>
-              <w:left w:w="120" w:type="dxa"/>
-              <w:bottom w:w="120" w:type="dxa"/>
-              <w:right w:w="120" w:type="dxa"/>
-            </w:tcMar>
-            <w:vAlign w:val="center"/>
-            <w:hideMark/>
-          </w:tcPr>
-          <w:p>
-            <w:r>
-              <w:t>Cls. 3–8</w:t>
-            </w:r>
+            <w:pPr>
+              <w:rPr>
+                <w:b/>
+                <w:bCs/>
+                <w:color w:val="156082" w:themeColor="accent1"/>
+              </w:rPr>
+            </w:pPr>
+            <w:proofErr w:type="spellStart"/>
+            <w:r>
+              <w:rPr>
+                <w:b/>
+                <w:bCs/>
+                <w:color w:val="156082" w:themeColor="accent1"/>
+              </w:rPr>
+              <w:t>Clubul</w:t>
+            </w:r>
+            <w:proofErr w:type="spellEnd"/>
+            <w:r>
+              <w:rPr>
+                <w:b/>
+                <w:bCs/>
+                <w:color w:val="156082" w:themeColor="accent1"/>
+              </w:rPr>
+              <w:t xml:space="preserve"> „</w:t>
+            </w:r>
+            <w:proofErr w:type="spellStart"/>
+            <w:r>
+              <w:rPr>
+                <w:b/>
+                <w:bCs/>
+                <w:color w:val="156082" w:themeColor="accent1"/>
+              </w:rPr>
+              <w:t>Lumea</w:t>
+            </w:r>
+            <w:proofErr w:type="spellEnd"/>
+            <w:r>
+              <w:rPr>
+                <w:b/>
+                <w:bCs/>
+                <w:color w:val="156082" w:themeColor="accent1"/>
+              </w:rPr>
+              <w:t xml:space="preserve"> </w:t>
+            </w:r>
+            <w:proofErr w:type="spellStart"/>
+            <w:r>
+              <w:rPr>
+                <w:b/>
+                <w:bCs/>
+                <w:color w:val="156082" w:themeColor="accent1"/>
+              </w:rPr>
+              <w:t>Magică</w:t>
+            </w:r>
+            <w:proofErr w:type="spellEnd"/>
+            <w:r>
+              <w:rPr>
+                <w:b/>
+                <w:bCs/>
+                <w:color w:val="156082" w:themeColor="accent1"/>
+              </w:rPr>
+              <w:t xml:space="preserve"> a </w:t>
+            </w:r>
+            <w:proofErr w:type="spellStart"/>
+            <w:r>
+              <w:rPr>
+                <w:b/>
+                <w:bCs/>
+                <w:color w:val="156082" w:themeColor="accent1"/>
+              </w:rPr>
+              <w:t>Limbilor</w:t>
+            </w:r>
+            <w:proofErr w:type="spellEnd"/>
+            <w:r>
+              <w:rPr>
+                <w:b/>
+                <w:bCs/>
+                <w:color w:val="156082" w:themeColor="accent1"/>
+              </w:rPr>
+              <w:t xml:space="preserve"> </w:t>
+            </w:r>
+            <w:proofErr w:type="spellStart"/>
+            <w:r>
+              <w:rPr>
+                <w:b/>
+                <w:bCs/>
+                <w:color w:val="156082" w:themeColor="accent1"/>
+              </w:rPr>
+              <w:t>Străine</w:t>
+            </w:r>
+            <w:proofErr w:type="spellEnd"/>
+            <w:r>
+              <w:rPr>
+                <w:b/>
+                <w:bCs/>
+                <w:color w:val="156082" w:themeColor="accent1"/>
+              </w:rPr>
+              <w:t xml:space="preserve">" </w:t>
+            </w:r>
+            <w:r>
+              <w:rPr>
+                <w:b/>
+                <w:bCs/>
+                <w:color w:val="156082" w:themeColor="accent1"/>
+              </w:rPr>
+              <w:t>-</w:t>
+            </w:r>
+            <w:r>
+              <w:rPr>
+                <w:b/>
+                <w:bCs/>
+                <w:color w:val="156082" w:themeColor="accent1"/>
+              </w:rPr>
+              <w:t xml:space="preserve"> </w:t>
+            </w:r>
+            <w:proofErr w:type="spellStart"/>
+            <w:r>
+              <w:rPr>
+                <w:b/>
+                <w:bCs/>
+                <w:color w:val="156082" w:themeColor="accent1"/>
+              </w:rPr>
+              <w:t>prezentarea</w:t>
+            </w:r>
+            <w:proofErr w:type="spellEnd"/>
+            <w:r>
+              <w:rPr>
+                <w:b/>
+                <w:bCs/>
+                <w:color w:val="156082" w:themeColor="accent1"/>
+              </w:rPr>
+              <w:t xml:space="preserve"> </w:t>
+            </w:r>
+            <w:proofErr w:type="spellStart"/>
+            <w:r>
+              <w:rPr>
+                <w:b/>
+                <w:bCs/>
+                <w:color w:val="156082" w:themeColor="accent1"/>
+              </w:rPr>
+              <w:t>clubului</w:t>
+            </w:r>
+            <w:proofErr w:type="spellEnd"/>
+            <w:r>
+              <w:rPr>
+                <w:b/>
+                <w:bCs/>
+                <w:color w:val="156082" w:themeColor="accent1"/>
+              </w:rPr>
+              <w:t xml:space="preserve">, </w:t>
+            </w:r>
+            <w:proofErr w:type="spellStart"/>
+            <w:r>
+              <w:rPr>
+                <w:b/>
+                <w:bCs/>
+                <w:color w:val="156082" w:themeColor="accent1"/>
+              </w:rPr>
+              <w:t>activități</w:t>
+            </w:r>
+            <w:proofErr w:type="spellEnd"/>
+            <w:r>
+              <w:rPr>
+                <w:b/>
+                <w:bCs/>
+                <w:color w:val="156082" w:themeColor="accent1"/>
+              </w:rPr>
+              <w:t xml:space="preserve">, </w:t>
+            </w:r>
+            <w:proofErr w:type="spellStart"/>
+            <w:r>
+              <w:rPr>
+                <w:b/>
+                <w:bCs/>
+                <w:color w:val="156082" w:themeColor="accent1"/>
+              </w:rPr>
+              <w:t>proiecte</w:t>
+            </w:r>
+            <w:proofErr w:type="spellEnd"/>
+            <w:r>
+              <w:rPr>
+                <w:b/>
+                <w:bCs/>
+                <w:color w:val="156082" w:themeColor="accent1"/>
+              </w:rPr>
+              <w:t xml:space="preserve">, </w:t>
+            </w:r>
+            <w:proofErr w:type="spellStart"/>
+            <w:r>
+              <w:rPr>
+                <w:b/>
+                <w:bCs/>
+                <w:color w:val="156082" w:themeColor="accent1"/>
+              </w:rPr>
+              <w:t>citate</w:t>
+            </w:r>
+            <w:proofErr w:type="spellEnd"/>
+            <w:r>
+              <w:rPr>
+                <w:b/>
+                <w:bCs/>
+                <w:color w:val="156082" w:themeColor="accent1"/>
+              </w:rPr>
+              <w:t xml:space="preserve"> ale </w:t>
+            </w:r>
+            <w:proofErr w:type="spellStart"/>
+            <w:r>
+              <w:rPr>
+                <w:b/>
+                <w:bCs/>
+                <w:color w:val="156082" w:themeColor="accent1"/>
+              </w:rPr>
+              <w:t>membrilor</w:t>
+            </w:r>
+            <w:proofErr w:type="spellEnd"/>
           </w:p>
         </w:tc>
       </w:tr>
@@ -997,8 +2057,18 @@
             <w:hideMark/>
           </w:tcPr>
           <w:p>
-            <w:r>
-              <w:t>15–16</w:t>
+            <w:pPr>
+              <w:rPr>
+                <w:b/>
+                <w:bCs/>
+              </w:rPr>
+            </w:pPr>
+            <w:r>
+              <w:rPr>
+                <w:b/>
+                <w:bCs/>
+              </w:rPr>
+              <w:t>10</w:t>
             </w:r>
           </w:p>
         </w:tc>
@@ -1021,40 +2091,85 @@
             <w:hideMark/>
           </w:tcPr>
           <w:p>
-            <w:r>
-              <w:rPr>
-                <w:b/>
-                <w:bCs/>
-              </w:rPr>
-              <w:t>Carolist de Nota 10</w:t>
-            </w:r>
-            <w:r>
-              <w:t xml:space="preserve"> — olimpici, sportivi, voluntari</w:t>
-            </w:r>
-          </w:p>
-        </w:tc>
-        <w:tc>
-          <w:tcPr>
-            <w:tcW w:w="0" w:type="auto"/>
-            <w:tcBorders>
-              <w:top w:val="single" w:sz="6" w:space="0" w:color="DDDDDD"/>
-              <w:left w:val="single" w:sz="6" w:space="0" w:color="DDDDDD"/>
-              <w:bottom w:val="single" w:sz="6" w:space="0" w:color="DDDDDD"/>
-              <w:right w:val="single" w:sz="6" w:space="0" w:color="DDDDDD"/>
-            </w:tcBorders>
-            <w:tcMar>
-              <w:top w:w="120" w:type="dxa"/>
-              <w:left w:w="120" w:type="dxa"/>
-              <w:bottom w:w="120" w:type="dxa"/>
-              <w:right w:w="120" w:type="dxa"/>
-            </w:tcMar>
-            <w:vAlign w:val="center"/>
-            <w:hideMark/>
-          </w:tcPr>
-          <w:p>
-            <w:r>
-              <w:t>Cls. 5–8</w:t>
-            </w:r>
+            <w:pPr>
+              <w:rPr>
+                <w:b/>
+                <w:bCs/>
+              </w:rPr>
+            </w:pPr>
+            <w:proofErr w:type="spellStart"/>
+            <w:r>
+              <w:rPr>
+                <w:b/>
+                <w:bCs/>
+              </w:rPr>
+              <w:t>Sfatul</w:t>
+            </w:r>
+            <w:proofErr w:type="spellEnd"/>
+            <w:r>
+              <w:rPr>
+                <w:b/>
+                <w:bCs/>
+              </w:rPr>
+              <w:t xml:space="preserve"> </w:t>
+            </w:r>
+            <w:proofErr w:type="spellStart"/>
+            <w:r>
+              <w:rPr>
+                <w:b/>
+                <w:bCs/>
+              </w:rPr>
+              <w:t>înțelepților</w:t>
+            </w:r>
+            <w:proofErr w:type="spellEnd"/>
+            <w:r>
+              <w:rPr>
+                <w:b/>
+                <w:bCs/>
+              </w:rPr>
+              <w:t xml:space="preserve"> – </w:t>
+            </w:r>
+            <w:proofErr w:type="spellStart"/>
+            <w:r>
+              <w:rPr>
+                <w:b/>
+                <w:bCs/>
+              </w:rPr>
+              <w:t>adresat</w:t>
+            </w:r>
+            <w:proofErr w:type="spellEnd"/>
+            <w:r>
+              <w:rPr>
+                <w:b/>
+                <w:bCs/>
+              </w:rPr>
+              <w:t xml:space="preserve"> </w:t>
+            </w:r>
+            <w:proofErr w:type="spellStart"/>
+            <w:r>
+              <w:rPr>
+                <w:b/>
+                <w:bCs/>
+              </w:rPr>
+              <w:t>părinților</w:t>
+            </w:r>
+            <w:proofErr w:type="spellEnd"/>
+            <w:r>
+              <w:rPr>
+                <w:b/>
+                <w:bCs/>
+              </w:rPr>
+              <w:t xml:space="preserve">, despre </w:t>
+            </w:r>
+            <w:proofErr w:type="spellStart"/>
+            <w:r>
+              <w:rPr>
+                <w:b/>
+                <w:bCs/>
+              </w:rPr>
+              <w:t>parenting</w:t>
+            </w:r>
+            <w:proofErr w:type="spellEnd"/>
           </w:p>
         </w:tc>
       </w:tr>
@@ -1078,8 +2193,18 @@
             <w:hideMark/>
           </w:tcPr>
           <w:p>
-            <w:r>
-              <w:t>17–18</w:t>
+            <w:pPr>
+              <w:rPr>
+                <w:b/>
+                <w:bCs/>
+              </w:rPr>
+            </w:pPr>
+            <w:r>
+              <w:rPr>
+                <w:b/>
+                <w:bCs/>
+              </w:rPr>
+              <w:t>11</w:t>
             </w:r>
           </w:p>
         </w:tc>
@@ -1102,39 +2227,295 @@
             <w:hideMark/>
           </w:tcPr>
           <w:p>
-            <w:r>
-              <w:rPr>
-                <w:b/>
-                <w:bCs/>
-              </w:rPr>
-              <w:t>Zoom pe clasă</w:t>
-            </w:r>
-            <w:r>
-              <w:t xml:space="preserve"> — portret de grup, prima clasă „carolistă"</w:t>
-            </w:r>
-          </w:p>
-        </w:tc>
-        <w:tc>
-          <w:tcPr>
-            <w:tcW w:w="0" w:type="auto"/>
-            <w:tcBorders>
-              <w:top w:val="single" w:sz="6" w:space="0" w:color="DDDDDD"/>
-              <w:left w:val="single" w:sz="6" w:space="0" w:color="DDDDDD"/>
-              <w:bottom w:val="single" w:sz="6" w:space="0" w:color="DDDDDD"/>
-              <w:right w:val="single" w:sz="6" w:space="0" w:color="DDDDDD"/>
-            </w:tcBorders>
-            <w:tcMar>
-              <w:top w:w="120" w:type="dxa"/>
-              <w:left w:w="120" w:type="dxa"/>
-              <w:bottom w:w="120" w:type="dxa"/>
-              <w:right w:w="120" w:type="dxa"/>
-            </w:tcMar>
-            <w:vAlign w:val="center"/>
-            <w:hideMark/>
-          </w:tcPr>
-          <w:p>
-            <w:r>
-              <w:t>Cls. 5–8</w:t>
+            <w:pPr>
+              <w:rPr>
+                <w:b/>
+                <w:bCs/>
+              </w:rPr>
+            </w:pPr>
+            <w:proofErr w:type="spellStart"/>
+            <w:r>
+              <w:rPr>
+                <w:b/>
+                <w:bCs/>
+              </w:rPr>
+              <w:t>Toți</w:t>
+            </w:r>
+            <w:proofErr w:type="spellEnd"/>
+            <w:r>
+              <w:rPr>
+                <w:b/>
+                <w:bCs/>
+              </w:rPr>
+              <w:t xml:space="preserve"> </w:t>
+            </w:r>
+            <w:proofErr w:type="spellStart"/>
+            <w:r>
+              <w:rPr>
+                <w:b/>
+                <w:bCs/>
+              </w:rPr>
+              <w:t>suntem</w:t>
+            </w:r>
+            <w:proofErr w:type="spellEnd"/>
+            <w:r>
+              <w:rPr>
+                <w:b/>
+                <w:bCs/>
+              </w:rPr>
+              <w:t xml:space="preserve"> </w:t>
+            </w:r>
+            <w:proofErr w:type="spellStart"/>
+            <w:r>
+              <w:rPr>
+                <w:b/>
+                <w:bCs/>
+              </w:rPr>
+              <w:t>eroi</w:t>
+            </w:r>
+            <w:proofErr w:type="spellEnd"/>
+            <w:r>
+              <w:rPr>
+                <w:b/>
+                <w:bCs/>
+              </w:rPr>
+              <w:t xml:space="preserve"> — </w:t>
+            </w:r>
+            <w:proofErr w:type="spellStart"/>
+            <w:r>
+              <w:rPr>
+                <w:b/>
+                <w:bCs/>
+              </w:rPr>
+              <w:t>Copii</w:t>
+            </w:r>
+            <w:proofErr w:type="spellEnd"/>
+            <w:r>
+              <w:rPr>
+                <w:b/>
+                <w:bCs/>
+              </w:rPr>
+              <w:t xml:space="preserve"> </w:t>
+            </w:r>
+            <w:proofErr w:type="spellStart"/>
+            <w:r>
+              <w:rPr>
+                <w:b/>
+                <w:bCs/>
+              </w:rPr>
+              <w:t>cu</w:t>
+            </w:r>
+            <w:proofErr w:type="spellEnd"/>
+            <w:r>
+              <w:rPr>
+                <w:b/>
+                <w:bCs/>
+              </w:rPr>
+              <w:t xml:space="preserve"> </w:t>
+            </w:r>
+            <w:proofErr w:type="spellStart"/>
+            <w:r>
+              <w:rPr>
+                <w:b/>
+                <w:bCs/>
+              </w:rPr>
+              <w:t>nevoi</w:t>
+            </w:r>
+            <w:proofErr w:type="spellEnd"/>
+            <w:r>
+              <w:rPr>
+                <w:b/>
+                <w:bCs/>
+              </w:rPr>
+              <w:t xml:space="preserve"> </w:t>
+            </w:r>
+            <w:proofErr w:type="spellStart"/>
+            <w:r>
+              <w:rPr>
+                <w:b/>
+                <w:bCs/>
+              </w:rPr>
+              <w:t>speciale</w:t>
+            </w:r>
+            <w:proofErr w:type="spellEnd"/>
+            <w:r>
+              <w:rPr>
+                <w:b/>
+                <w:bCs/>
+              </w:rPr>
+              <w:t xml:space="preserve">- </w:t>
+            </w:r>
+            <w:r>
+              <w:rPr>
+                <w:b/>
+                <w:bCs/>
+              </w:rPr>
+              <w:t xml:space="preserve">Ce </w:t>
+            </w:r>
+            <w:proofErr w:type="spellStart"/>
+            <w:r>
+              <w:rPr>
+                <w:b/>
+                <w:bCs/>
+              </w:rPr>
+              <w:t>înseamnă</w:t>
+            </w:r>
+            <w:proofErr w:type="spellEnd"/>
+            <w:r>
+              <w:rPr>
+                <w:b/>
+                <w:bCs/>
+              </w:rPr>
+              <w:t xml:space="preserve"> </w:t>
+            </w:r>
+            <w:proofErr w:type="spellStart"/>
+            <w:r>
+              <w:rPr>
+                <w:b/>
+                <w:bCs/>
+              </w:rPr>
+              <w:t>incluziunea</w:t>
+            </w:r>
+            <w:proofErr w:type="spellEnd"/>
+            <w:r>
+              <w:rPr>
+                <w:b/>
+                <w:bCs/>
+              </w:rPr>
+              <w:t xml:space="preserve">? </w:t>
+            </w:r>
+            <w:proofErr w:type="spellStart"/>
+            <w:r>
+              <w:rPr>
+                <w:b/>
+                <w:bCs/>
+              </w:rPr>
+              <w:t>portrete</w:t>
+            </w:r>
+            <w:proofErr w:type="spellEnd"/>
+            <w:r>
+              <w:rPr>
+                <w:b/>
+                <w:bCs/>
+              </w:rPr>
+              <w:t xml:space="preserve"> de </w:t>
+            </w:r>
+            <w:proofErr w:type="spellStart"/>
+            <w:r>
+              <w:rPr>
+                <w:b/>
+                <w:bCs/>
+              </w:rPr>
+              <w:t>curaj</w:t>
+            </w:r>
+            <w:proofErr w:type="spellEnd"/>
+            <w:r>
+              <w:rPr>
+                <w:b/>
+                <w:bCs/>
+              </w:rPr>
+              <w:t xml:space="preserve"> </w:t>
+            </w:r>
+            <w:proofErr w:type="spellStart"/>
+            <w:r>
+              <w:rPr>
+                <w:b/>
+                <w:bCs/>
+              </w:rPr>
+              <w:t>și</w:t>
+            </w:r>
+            <w:proofErr w:type="spellEnd"/>
+            <w:r>
+              <w:rPr>
+                <w:b/>
+                <w:bCs/>
+              </w:rPr>
+              <w:t xml:space="preserve"> </w:t>
+            </w:r>
+            <w:proofErr w:type="spellStart"/>
+            <w:r>
+              <w:rPr>
+                <w:b/>
+                <w:bCs/>
+              </w:rPr>
+              <w:t>bucurie</w:t>
+            </w:r>
+            <w:proofErr w:type="spellEnd"/>
+            <w:r>
+              <w:rPr>
+                <w:b/>
+                <w:bCs/>
+              </w:rPr>
+              <w:t xml:space="preserve"> </w:t>
+            </w:r>
+            <w:r>
+              <w:rPr>
+                <w:b/>
+                <w:bCs/>
+                <w:i/>
+                <w:iCs/>
+              </w:rPr>
+              <w:t>(</w:t>
+            </w:r>
+            <w:proofErr w:type="spellStart"/>
+            <w:r>
+              <w:rPr>
+                <w:b/>
+                <w:bCs/>
+                <w:i/>
+                <w:iCs/>
+              </w:rPr>
+              <w:t>articol</w:t>
+            </w:r>
+            <w:proofErr w:type="spellEnd"/>
+            <w:r>
+              <w:rPr>
+                <w:b/>
+                <w:bCs/>
+                <w:i/>
+                <w:iCs/>
+              </w:rPr>
+              <w:t xml:space="preserve"> </w:t>
+            </w:r>
+            <w:proofErr w:type="spellStart"/>
+            <w:r>
+              <w:rPr>
+                <w:b/>
+                <w:bCs/>
+                <w:i/>
+                <w:iCs/>
+              </w:rPr>
+              <w:t>empatic</w:t>
+            </w:r>
+            <w:proofErr w:type="spellEnd"/>
+            <w:r>
+              <w:rPr>
+                <w:b/>
+                <w:bCs/>
+                <w:i/>
+                <w:iCs/>
+              </w:rPr>
+              <w:t xml:space="preserve">, </w:t>
+            </w:r>
+            <w:proofErr w:type="spellStart"/>
+            <w:r>
+              <w:rPr>
+                <w:b/>
+                <w:bCs/>
+                <w:i/>
+                <w:iCs/>
+              </w:rPr>
+              <w:t>ilustrat</w:t>
+            </w:r>
+            <w:proofErr w:type="spellEnd"/>
+            <w:r>
+              <w:rPr>
+                <w:b/>
+                <w:bCs/>
+                <w:i/>
+                <w:iCs/>
+              </w:rPr>
+              <w:t>)</w:t>
             </w:r>
           </w:p>
         </w:tc>
@@ -1159,8 +2540,18 @@
             <w:hideMark/>
           </w:tcPr>
           <w:p>
-            <w:r>
-              <w:t>19–20</w:t>
+            <w:pPr>
+              <w:rPr>
+                <w:b/>
+                <w:bCs/>
+              </w:rPr>
+            </w:pPr>
+            <w:r>
+              <w:rPr>
+                <w:b/>
+                <w:bCs/>
+              </w:rPr>
+              <w:t>12</w:t>
             </w:r>
           </w:p>
         </w:tc>
@@ -1183,40 +2574,59 @@
             <w:hideMark/>
           </w:tcPr>
           <w:p>
-            <w:r>
-              <w:rPr>
-                <w:b/>
-                <w:bCs/>
-              </w:rPr>
-              <w:t>Hoinar prin Țara Fagilor</w:t>
-            </w:r>
-            <w:r>
-              <w:t xml:space="preserve"> — Gura Humorului regal</w:t>
-            </w:r>
-          </w:p>
-        </w:tc>
-        <w:tc>
-          <w:tcPr>
-            <w:tcW w:w="0" w:type="auto"/>
-            <w:tcBorders>
-              <w:top w:val="single" w:sz="6" w:space="0" w:color="DDDDDD"/>
-              <w:left w:val="single" w:sz="6" w:space="0" w:color="DDDDDD"/>
-              <w:bottom w:val="single" w:sz="6" w:space="0" w:color="DDDDDD"/>
-              <w:right w:val="single" w:sz="6" w:space="0" w:color="DDDDDD"/>
-            </w:tcBorders>
-            <w:tcMar>
-              <w:top w:w="120" w:type="dxa"/>
-              <w:left w:w="120" w:type="dxa"/>
-              <w:bottom w:w="120" w:type="dxa"/>
-              <w:right w:w="120" w:type="dxa"/>
-            </w:tcMar>
-            <w:vAlign w:val="center"/>
-            <w:hideMark/>
-          </w:tcPr>
-          <w:p>
-            <w:r>
-              <w:t>Cls. 3–8</w:t>
-            </w:r>
+            <w:pPr>
+              <w:rPr>
+                <w:b/>
+                <w:bCs/>
+                <w:color w:val="156082" w:themeColor="accent1"/>
+              </w:rPr>
+            </w:pPr>
+            <w:proofErr w:type="spellStart"/>
+            <w:r>
+              <w:rPr>
+                <w:b/>
+                <w:bCs/>
+                <w:color w:val="156082" w:themeColor="accent1"/>
+              </w:rPr>
+              <w:t>Codul</w:t>
+            </w:r>
+            <w:proofErr w:type="spellEnd"/>
+            <w:r>
+              <w:rPr>
+                <w:b/>
+                <w:bCs/>
+                <w:color w:val="156082" w:themeColor="accent1"/>
+              </w:rPr>
+              <w:t xml:space="preserve"> </w:t>
+            </w:r>
+            <w:proofErr w:type="spellStart"/>
+            <w:r>
+              <w:rPr>
+                <w:b/>
+                <w:bCs/>
+                <w:color w:val="156082" w:themeColor="accent1"/>
+              </w:rPr>
+              <w:t>bunelor</w:t>
+            </w:r>
+            <w:proofErr w:type="spellEnd"/>
+            <w:r>
+              <w:rPr>
+                <w:b/>
+                <w:bCs/>
+                <w:color w:val="156082" w:themeColor="accent1"/>
+              </w:rPr>
+              <w:t xml:space="preserve"> maniere de </w:t>
+            </w:r>
+            <w:proofErr w:type="spellStart"/>
+            <w:r>
+              <w:rPr>
+                <w:b/>
+                <w:bCs/>
+                <w:color w:val="156082" w:themeColor="accent1"/>
+              </w:rPr>
+              <w:t>carolist</w:t>
+            </w:r>
+            <w:proofErr w:type="spellEnd"/>
           </w:p>
         </w:tc>
       </w:tr>
@@ -1240,8 +2650,18 @@
             <w:hideMark/>
           </w:tcPr>
           <w:p>
-            <w:r>
-              <w:t>21–22</w:t>
+            <w:pPr>
+              <w:rPr>
+                <w:b/>
+                <w:bCs/>
+              </w:rPr>
+            </w:pPr>
+            <w:r>
+              <w:rPr>
+                <w:b/>
+                <w:bCs/>
+              </w:rPr>
+              <w:t>13</w:t>
             </w:r>
           </w:p>
         </w:tc>
@@ -1264,15 +2684,217 @@
             <w:hideMark/>
           </w:tcPr>
           <w:p>
-            <w:r>
-              <w:rPr>
-                <w:b/>
-                <w:bCs/>
-              </w:rPr>
-              <w:t>Recreația Mare</w:t>
-            </w:r>
-            <w:r>
-              <w:t xml:space="preserve"> — rebus + labirint + pagină colorat pentru preșcolari</w:t>
+            <w:pPr>
+              <w:rPr>
+                <w:b/>
+                <w:bCs/>
+                <w:color w:val="156082" w:themeColor="accent1"/>
+              </w:rPr>
+            </w:pPr>
+            <w:proofErr w:type="spellStart"/>
+            <w:r>
+              <w:rPr>
+                <w:b/>
+                <w:bCs/>
+                <w:color w:val="156082" w:themeColor="accent1"/>
+              </w:rPr>
+              <w:t>Carolistul</w:t>
+            </w:r>
+            <w:proofErr w:type="spellEnd"/>
+            <w:r>
+              <w:rPr>
+                <w:b/>
+                <w:bCs/>
+                <w:color w:val="156082" w:themeColor="accent1"/>
+              </w:rPr>
+              <w:t xml:space="preserve"> ideal</w:t>
+            </w:r>
+            <w:r>
+              <w:rPr>
+                <w:b/>
+                <w:bCs/>
+                <w:color w:val="156082" w:themeColor="accent1"/>
+              </w:rPr>
+              <w:t xml:space="preserve"> -</w:t>
+            </w:r>
+            <w:r>
+              <w:rPr>
+                <w:b/>
+                <w:bCs/>
+                <w:color w:val="156082" w:themeColor="accent1"/>
+              </w:rPr>
+              <w:t xml:space="preserve"> un </w:t>
+            </w:r>
+            <w:proofErr w:type="spellStart"/>
+            <w:r>
+              <w:rPr>
+                <w:b/>
+                <w:bCs/>
+                <w:color w:val="156082" w:themeColor="accent1"/>
+              </w:rPr>
+              <w:t>portret</w:t>
+            </w:r>
+            <w:proofErr w:type="spellEnd"/>
+            <w:r>
+              <w:rPr>
+                <w:b/>
+                <w:bCs/>
+                <w:color w:val="156082" w:themeColor="accent1"/>
+              </w:rPr>
+              <w:t xml:space="preserve"> </w:t>
+            </w:r>
+            <w:proofErr w:type="spellStart"/>
+            <w:r>
+              <w:rPr>
+                <w:b/>
+                <w:bCs/>
+                <w:color w:val="156082" w:themeColor="accent1"/>
+              </w:rPr>
+              <w:t>ilustrat</w:t>
+            </w:r>
+            <w:proofErr w:type="spellEnd"/>
+            <w:r>
+              <w:rPr>
+                <w:b/>
+                <w:bCs/>
+                <w:color w:val="156082" w:themeColor="accent1"/>
+              </w:rPr>
+              <w:t xml:space="preserve"> al </w:t>
+            </w:r>
+            <w:proofErr w:type="spellStart"/>
+            <w:r>
+              <w:rPr>
+                <w:b/>
+                <w:bCs/>
+                <w:color w:val="156082" w:themeColor="accent1"/>
+              </w:rPr>
+              <w:t>elevului</w:t>
+            </w:r>
+            <w:proofErr w:type="spellEnd"/>
+            <w:r>
+              <w:rPr>
+                <w:b/>
+                <w:bCs/>
+                <w:color w:val="156082" w:themeColor="accent1"/>
+              </w:rPr>
+              <w:t xml:space="preserve"> </w:t>
+            </w:r>
+            <w:proofErr w:type="spellStart"/>
+            <w:r>
+              <w:rPr>
+                <w:b/>
+                <w:bCs/>
+                <w:color w:val="156082" w:themeColor="accent1"/>
+              </w:rPr>
+              <w:t>model</w:t>
+            </w:r>
+            <w:proofErr w:type="spellEnd"/>
+            <w:r>
+              <w:rPr>
+                <w:b/>
+                <w:bCs/>
+                <w:color w:val="156082" w:themeColor="accent1"/>
+              </w:rPr>
+              <w:t xml:space="preserve">: </w:t>
+            </w:r>
+            <w:proofErr w:type="spellStart"/>
+            <w:r>
+              <w:rPr>
+                <w:b/>
+                <w:bCs/>
+                <w:color w:val="156082" w:themeColor="accent1"/>
+              </w:rPr>
+              <w:t>valori</w:t>
+            </w:r>
+            <w:proofErr w:type="spellEnd"/>
+            <w:r>
+              <w:rPr>
+                <w:b/>
+                <w:bCs/>
+                <w:color w:val="156082" w:themeColor="accent1"/>
+              </w:rPr>
+              <w:t xml:space="preserve">, </w:t>
+            </w:r>
+            <w:proofErr w:type="spellStart"/>
+            <w:r>
+              <w:rPr>
+                <w:b/>
+                <w:bCs/>
+                <w:color w:val="156082" w:themeColor="accent1"/>
+              </w:rPr>
+              <w:t>atitudini</w:t>
+            </w:r>
+            <w:proofErr w:type="spellEnd"/>
+            <w:r>
+              <w:rPr>
+                <w:b/>
+                <w:bCs/>
+                <w:color w:val="156082" w:themeColor="accent1"/>
+              </w:rPr>
+              <w:t xml:space="preserve">, </w:t>
+            </w:r>
+            <w:proofErr w:type="spellStart"/>
+            <w:r>
+              <w:rPr>
+                <w:b/>
+                <w:bCs/>
+                <w:color w:val="156082" w:themeColor="accent1"/>
+              </w:rPr>
+              <w:t>spirit</w:t>
+            </w:r>
+            <w:proofErr w:type="spellEnd"/>
+            <w:r>
+              <w:rPr>
+                <w:b/>
+                <w:bCs/>
+                <w:color w:val="156082" w:themeColor="accent1"/>
+              </w:rPr>
+              <w:t xml:space="preserve"> de </w:t>
+            </w:r>
+            <w:proofErr w:type="spellStart"/>
+            <w:r>
+              <w:rPr>
+                <w:b/>
+                <w:bCs/>
+                <w:color w:val="156082" w:themeColor="accent1"/>
+              </w:rPr>
+              <w:t>echipă</w:t>
+            </w:r>
+            <w:proofErr w:type="spellEnd"/>
+          </w:p>
+        </w:tc>
+      </w:tr>
+      <w:tr>
+        <w:tc>
+          <w:tcPr>
+            <w:tcW w:w="0" w:type="auto"/>
+            <w:tcBorders>
+              <w:top w:val="single" w:sz="6" w:space="0" w:color="DDDDDD"/>
+              <w:left w:val="single" w:sz="6" w:space="0" w:color="DDDDDD"/>
+              <w:bottom w:val="single" w:sz="6" w:space="0" w:color="DDDDDD"/>
+              <w:right w:val="single" w:sz="6" w:space="0" w:color="DDDDDD"/>
+            </w:tcBorders>
+            <w:tcMar>
+              <w:top w:w="120" w:type="dxa"/>
+              <w:left w:w="120" w:type="dxa"/>
+              <w:bottom w:w="120" w:type="dxa"/>
+              <w:right w:w="120" w:type="dxa"/>
+            </w:tcMar>
+            <w:vAlign w:val="center"/>
+          </w:tcPr>
+          <w:p>
+            <w:pPr>
+              <w:rPr>
+                <w:b/>
+                <w:bCs/>
+              </w:rPr>
+            </w:pPr>
+            <w:r>
+              <w:rPr>
+                <w:b/>
+                <w:bCs/>
+              </w:rPr>
+              <w:t>14</w:t>
             </w:r>
           </w:p>
         </w:tc>
@@ -1292,11 +2914,155 @@
               <w:right w:w="120" w:type="dxa"/>
             </w:tcMar>
             <w:vAlign w:val="center"/>
-            <w:hideMark/>
           </w:tcPr>
           <w:p>
-            <w:r>
-              <w:t>Toți</w:t>
+            <w:pPr>
+              <w:rPr>
+                <w:b/>
+                <w:bCs/>
+              </w:rPr>
+            </w:pPr>
+            <w:proofErr w:type="spellStart"/>
+            <w:r>
+              <w:rPr>
+                <w:b/>
+                <w:bCs/>
+              </w:rPr>
+              <w:t>Bun</w:t>
+            </w:r>
+            <w:proofErr w:type="spellEnd"/>
+            <w:r>
+              <w:rPr>
+                <w:b/>
+                <w:bCs/>
+              </w:rPr>
+              <w:t xml:space="preserve"> </w:t>
+            </w:r>
+            <w:proofErr w:type="spellStart"/>
+            <w:r>
+              <w:rPr>
+                <w:b/>
+                <w:bCs/>
+              </w:rPr>
+              <w:t>venit</w:t>
+            </w:r>
+            <w:proofErr w:type="spellEnd"/>
+            <w:r>
+              <w:rPr>
+                <w:b/>
+                <w:bCs/>
+              </w:rPr>
+              <w:t xml:space="preserve">, </w:t>
+            </w:r>
+            <w:proofErr w:type="spellStart"/>
+            <w:r>
+              <w:rPr>
+                <w:b/>
+                <w:bCs/>
+              </w:rPr>
+              <w:t>cei</w:t>
+            </w:r>
+            <w:proofErr w:type="spellEnd"/>
+            <w:r>
+              <w:rPr>
+                <w:b/>
+                <w:bCs/>
+              </w:rPr>
+              <w:t xml:space="preserve"> </w:t>
+            </w:r>
+            <w:proofErr w:type="spellStart"/>
+            <w:r>
+              <w:rPr>
+                <w:b/>
+                <w:bCs/>
+              </w:rPr>
+              <w:t>mici</w:t>
+            </w:r>
+            <w:proofErr w:type="spellEnd"/>
+            <w:r>
+              <w:rPr>
+                <w:b/>
+                <w:bCs/>
+              </w:rPr>
+              <w:t xml:space="preserve">! </w:t>
+            </w:r>
+            <w:r>
+              <w:rPr>
+                <w:b/>
+                <w:bCs/>
+              </w:rPr>
+              <w:t>-</w:t>
+            </w:r>
+            <w:r>
+              <w:rPr>
+                <w:b/>
+                <w:bCs/>
+              </w:rPr>
+              <w:t xml:space="preserve"> Pagina </w:t>
+            </w:r>
+            <w:proofErr w:type="spellStart"/>
+            <w:r>
+              <w:rPr>
+                <w:b/>
+                <w:bCs/>
+              </w:rPr>
+              <w:t>grădinițelor</w:t>
+            </w:r>
+            <w:proofErr w:type="spellEnd"/>
+            <w:r>
+              <w:rPr>
+                <w:b/>
+                <w:bCs/>
+              </w:rPr>
+              <w:t xml:space="preserve"> (</w:t>
+            </w:r>
+            <w:proofErr w:type="spellStart"/>
+            <w:r>
+              <w:rPr>
+                <w:b/>
+                <w:bCs/>
+              </w:rPr>
+              <w:t>ilustrată</w:t>
+            </w:r>
+            <w:proofErr w:type="spellEnd"/>
+            <w:r>
+              <w:rPr>
+                <w:b/>
+                <w:bCs/>
+              </w:rPr>
+              <w:t xml:space="preserve">, </w:t>
+            </w:r>
+            <w:proofErr w:type="spellStart"/>
+            <w:r>
+              <w:rPr>
+                <w:b/>
+                <w:bCs/>
+              </w:rPr>
+              <w:t>colorată</w:t>
+            </w:r>
+            <w:proofErr w:type="spellEnd"/>
+            <w:r>
+              <w:rPr>
+                <w:b/>
+                <w:bCs/>
+              </w:rPr>
+              <w:t xml:space="preserve">, </w:t>
+            </w:r>
+            <w:proofErr w:type="spellStart"/>
+            <w:r>
+              <w:rPr>
+                <w:b/>
+                <w:bCs/>
+              </w:rPr>
+              <w:t>festivă</w:t>
+            </w:r>
+            <w:proofErr w:type="spellEnd"/>
+            <w:r>
+              <w:rPr>
+                <w:b/>
+                <w:bCs/>
+              </w:rPr>
+              <w:t>)</w:t>
             </w:r>
           </w:p>
         </w:tc>
@@ -1321,8 +3087,18 @@
             <w:hideMark/>
           </w:tcPr>
           <w:p>
-            <w:r>
-              <w:t>23</w:t>
+            <w:pPr>
+              <w:rPr>
+                <w:b/>
+                <w:bCs/>
+              </w:rPr>
+            </w:pPr>
+            <w:r>
+              <w:rPr>
+                <w:b/>
+                <w:bCs/>
+              </w:rPr>
+              <w:t>15</w:t>
             </w:r>
           </w:p>
         </w:tc>
@@ -1345,47 +3121,99 @@
             <w:hideMark/>
           </w:tcPr>
           <w:p>
-            <w:r>
-              <w:rPr>
-                <w:b/>
-                <w:bCs/>
-              </w:rPr>
-              <w:t>Sfatul înțelepților</w:t>
-            </w:r>
-            <w:r>
-              <w:t xml:space="preserve"> — pentru părinți: </w:t>
-            </w:r>
-            <w:r>
-              <w:rPr>
-                <w:i/>
-                <w:iCs/>
-              </w:rPr>
-              <w:t>Apartenența la o comunitate</w:t>
-            </w:r>
-          </w:p>
-        </w:tc>
-        <w:tc>
-          <w:tcPr>
-            <w:tcW w:w="0" w:type="auto"/>
-            <w:tcBorders>
-              <w:top w:val="single" w:sz="6" w:space="0" w:color="DDDDDD"/>
-              <w:left w:val="single" w:sz="6" w:space="0" w:color="DDDDDD"/>
-              <w:bottom w:val="single" w:sz="6" w:space="0" w:color="DDDDDD"/>
-              <w:right w:val="single" w:sz="6" w:space="0" w:color="DDDDDD"/>
-            </w:tcBorders>
-            <w:tcMar>
-              <w:top w:w="120" w:type="dxa"/>
-              <w:left w:w="120" w:type="dxa"/>
-              <w:bottom w:w="120" w:type="dxa"/>
-              <w:right w:w="120" w:type="dxa"/>
-            </w:tcMar>
-            <w:vAlign w:val="center"/>
-            <w:hideMark/>
-          </w:tcPr>
-          <w:p>
-            <w:r>
-              <w:t>Adulți</w:t>
-            </w:r>
+            <w:pPr>
+              <w:rPr>
+                <w:b/>
+                <w:bCs/>
+              </w:rPr>
+            </w:pPr>
+            <w:proofErr w:type="spellStart"/>
+            <w:r>
+              <w:rPr>
+                <w:b/>
+                <w:bCs/>
+              </w:rPr>
+              <w:t>Clasele</w:t>
+            </w:r>
+            <w:proofErr w:type="spellEnd"/>
+            <w:r>
+              <w:rPr>
+                <w:b/>
+                <w:bCs/>
+              </w:rPr>
+              <w:t xml:space="preserve"> </w:t>
+            </w:r>
+            <w:proofErr w:type="spellStart"/>
+            <w:r>
+              <w:rPr>
+                <w:b/>
+                <w:bCs/>
+              </w:rPr>
+              <w:t>mici</w:t>
+            </w:r>
+            <w:proofErr w:type="spellEnd"/>
+            <w:r>
+              <w:rPr>
+                <w:b/>
+                <w:bCs/>
+              </w:rPr>
+              <w:t xml:space="preserve"> </w:t>
+            </w:r>
+            <w:proofErr w:type="spellStart"/>
+            <w:r>
+              <w:rPr>
+                <w:b/>
+                <w:bCs/>
+              </w:rPr>
+              <w:t>creează</w:t>
+            </w:r>
+            <w:proofErr w:type="spellEnd"/>
+            <w:r>
+              <w:rPr>
+                <w:b/>
+                <w:bCs/>
+              </w:rPr>
+              <w:t xml:space="preserve"> </w:t>
+            </w:r>
+            <w:r>
+              <w:rPr>
+                <w:b/>
+                <w:bCs/>
+              </w:rPr>
+              <w:t>-</w:t>
+            </w:r>
+            <w:r>
+              <w:rPr>
+                <w:b/>
+                <w:bCs/>
+              </w:rPr>
+              <w:t xml:space="preserve"> desene, </w:t>
+            </w:r>
+            <w:proofErr w:type="spellStart"/>
+            <w:r>
+              <w:rPr>
+                <w:b/>
+                <w:bCs/>
+              </w:rPr>
+              <w:t>versuri</w:t>
+            </w:r>
+            <w:proofErr w:type="spellEnd"/>
+            <w:r>
+              <w:rPr>
+                <w:b/>
+                <w:bCs/>
+              </w:rPr>
+              <w:t xml:space="preserve"> simple, </w:t>
+            </w:r>
+            <w:proofErr w:type="spellStart"/>
+            <w:r>
+              <w:rPr>
+                <w:b/>
+                <w:bCs/>
+              </w:rPr>
+              <w:t>poezii</w:t>
+            </w:r>
+            <w:proofErr w:type="spellEnd"/>
           </w:p>
         </w:tc>
       </w:tr>
@@ -1409,8 +3237,19 @@
             <w:hideMark/>
           </w:tcPr>
           <w:p>
-            <w:r>
-              <w:t>24</w:t>
+            <w:pPr>
+              <w:rPr>
+                <w:b/>
+                <w:bCs/>
+              </w:rPr>
+            </w:pPr>
+            <w:r>
+              <w:rPr>
+                <w:b/>
+                <w:bCs/>
+              </w:rPr>
+              <w:lastRenderedPageBreak/>
+              <w:t>16</w:t>
             </w:r>
           </w:p>
         </w:tc>
@@ -1433,15 +3272,202 @@
             <w:hideMark/>
           </w:tcPr>
           <w:p>
-            <w:r>
-              <w:rPr>
-                <w:b/>
-                <w:bCs/>
-              </w:rPr>
-              <w:t>Coperta 4</w:t>
-            </w:r>
-            <w:r>
-              <w:t xml:space="preserve"> — Motto + logo + mesaj unificator</w:t>
+            <w:pPr>
+              <w:rPr>
+                <w:b/>
+                <w:bCs/>
+                <w:color w:val="156082" w:themeColor="accent1"/>
+              </w:rPr>
+            </w:pPr>
+            <w:proofErr w:type="spellStart"/>
+            <w:r>
+              <w:rPr>
+                <w:b/>
+                <w:bCs/>
+                <w:color w:val="156082" w:themeColor="accent1"/>
+              </w:rPr>
+              <w:t>Laboratorul</w:t>
+            </w:r>
+            <w:proofErr w:type="spellEnd"/>
+            <w:r>
+              <w:rPr>
+                <w:b/>
+                <w:bCs/>
+                <w:color w:val="156082" w:themeColor="accent1"/>
+              </w:rPr>
+              <w:t xml:space="preserve"> de </w:t>
+            </w:r>
+            <w:proofErr w:type="spellStart"/>
+            <w:r>
+              <w:rPr>
+                <w:b/>
+                <w:bCs/>
+                <w:color w:val="156082" w:themeColor="accent1"/>
+              </w:rPr>
+              <w:t>imaginație</w:t>
+            </w:r>
+            <w:proofErr w:type="spellEnd"/>
+            <w:r>
+              <w:rPr>
+                <w:b/>
+                <w:bCs/>
+                <w:color w:val="156082" w:themeColor="accent1"/>
+              </w:rPr>
+              <w:t xml:space="preserve"> — </w:t>
+            </w:r>
+            <w:proofErr w:type="spellStart"/>
+            <w:r>
+              <w:rPr>
+                <w:b/>
+                <w:bCs/>
+                <w:color w:val="156082" w:themeColor="accent1"/>
+              </w:rPr>
+              <w:t>compuneri</w:t>
+            </w:r>
+            <w:proofErr w:type="spellEnd"/>
+          </w:p>
+        </w:tc>
+      </w:tr>
+      <w:tr>
+        <w:tc>
+          <w:tcPr>
+            <w:tcW w:w="0" w:type="auto"/>
+            <w:tcBorders>
+              <w:top w:val="single" w:sz="6" w:space="0" w:color="DDDDDD"/>
+              <w:left w:val="single" w:sz="6" w:space="0" w:color="DDDDDD"/>
+              <w:bottom w:val="single" w:sz="6" w:space="0" w:color="DDDDDD"/>
+              <w:right w:val="single" w:sz="6" w:space="0" w:color="DDDDDD"/>
+            </w:tcBorders>
+            <w:tcMar>
+              <w:top w:w="120" w:type="dxa"/>
+              <w:left w:w="120" w:type="dxa"/>
+              <w:bottom w:w="120" w:type="dxa"/>
+              <w:right w:w="120" w:type="dxa"/>
+            </w:tcMar>
+            <w:vAlign w:val="center"/>
+          </w:tcPr>
+          <w:p>
+            <w:pPr>
+              <w:rPr>
+                <w:b/>
+                <w:bCs/>
+              </w:rPr>
+            </w:pPr>
+            <w:r>
+              <w:rPr>
+                <w:b/>
+                <w:bCs/>
+              </w:rPr>
+              <w:t>17</w:t>
+            </w:r>
+          </w:p>
+        </w:tc>
+        <w:tc>
+          <w:tcPr>
+            <w:tcW w:w="0" w:type="auto"/>
+            <w:tcBorders>
+              <w:top w:val="single" w:sz="6" w:space="0" w:color="DDDDDD"/>
+              <w:left w:val="single" w:sz="6" w:space="0" w:color="DDDDDD"/>
+              <w:bottom w:val="single" w:sz="6" w:space="0" w:color="DDDDDD"/>
+              <w:right w:val="single" w:sz="6" w:space="0" w:color="DDDDDD"/>
+            </w:tcBorders>
+            <w:tcMar>
+              <w:top w:w="120" w:type="dxa"/>
+              <w:left w:w="120" w:type="dxa"/>
+              <w:bottom w:w="120" w:type="dxa"/>
+              <w:right w:w="120" w:type="dxa"/>
+            </w:tcMar>
+            <w:vAlign w:val="center"/>
+          </w:tcPr>
+          <w:p>
+            <w:pPr>
+              <w:rPr>
+                <w:b/>
+                <w:bCs/>
+                <w:color w:val="156082" w:themeColor="accent1"/>
+              </w:rPr>
+            </w:pPr>
+            <w:proofErr w:type="spellStart"/>
+            <w:r>
+              <w:rPr>
+                <w:b/>
+                <w:bCs/>
+                <w:color w:val="156082" w:themeColor="accent1"/>
+              </w:rPr>
+              <w:t>Laboratorul</w:t>
+            </w:r>
+            <w:proofErr w:type="spellEnd"/>
+            <w:r>
+              <w:rPr>
+                <w:b/>
+                <w:bCs/>
+                <w:color w:val="156082" w:themeColor="accent1"/>
+              </w:rPr>
+              <w:t xml:space="preserve"> de </w:t>
+            </w:r>
+            <w:proofErr w:type="spellStart"/>
+            <w:r>
+              <w:rPr>
+                <w:b/>
+                <w:bCs/>
+                <w:color w:val="156082" w:themeColor="accent1"/>
+              </w:rPr>
+              <w:t>imaginație</w:t>
+            </w:r>
+            <w:proofErr w:type="spellEnd"/>
+            <w:r>
+              <w:rPr>
+                <w:b/>
+                <w:bCs/>
+                <w:color w:val="156082" w:themeColor="accent1"/>
+              </w:rPr>
+              <w:t xml:space="preserve"> — </w:t>
+            </w:r>
+            <w:proofErr w:type="spellStart"/>
+            <w:r>
+              <w:rPr>
+                <w:b/>
+                <w:bCs/>
+                <w:color w:val="156082" w:themeColor="accent1"/>
+              </w:rPr>
+              <w:t>compuneri</w:t>
+            </w:r>
+            <w:proofErr w:type="spellEnd"/>
+          </w:p>
+        </w:tc>
+      </w:tr>
+      <w:tr>
+        <w:tc>
+          <w:tcPr>
+            <w:tcW w:w="0" w:type="auto"/>
+            <w:tcBorders>
+              <w:top w:val="single" w:sz="6" w:space="0" w:color="DDDDDD"/>
+              <w:left w:val="single" w:sz="6" w:space="0" w:color="DDDDDD"/>
+              <w:bottom w:val="single" w:sz="6" w:space="0" w:color="DDDDDD"/>
+              <w:right w:val="single" w:sz="6" w:space="0" w:color="DDDDDD"/>
+            </w:tcBorders>
+            <w:tcMar>
+              <w:top w:w="120" w:type="dxa"/>
+              <w:left w:w="120" w:type="dxa"/>
+              <w:bottom w:w="120" w:type="dxa"/>
+              <w:right w:w="120" w:type="dxa"/>
+            </w:tcMar>
+            <w:vAlign w:val="center"/>
+            <w:hideMark/>
+          </w:tcPr>
+          <w:p>
+            <w:pPr>
+              <w:rPr>
+                <w:b/>
+                <w:bCs/>
+              </w:rPr>
+            </w:pPr>
+            <w:r>
+              <w:rPr>
+                <w:b/>
+                <w:bCs/>
+              </w:rPr>
+              <w:t>18</w:t>
             </w:r>
           </w:p>
         </w:tc>
@@ -1464,23 +3490,2211 @@
             <w:hideMark/>
           </w:tcPr>
           <w:p>
-            <w:r>
-              <w:t>Toți</w:t>
-            </w:r>
+            <w:pPr>
+              <w:rPr>
+                <w:b/>
+                <w:bCs/>
+              </w:rPr>
+            </w:pPr>
+            <w:proofErr w:type="spellStart"/>
+            <w:r>
+              <w:rPr>
+                <w:b/>
+                <w:bCs/>
+              </w:rPr>
+              <w:t>Carolist</w:t>
+            </w:r>
+            <w:proofErr w:type="spellEnd"/>
+            <w:r>
+              <w:rPr>
+                <w:b/>
+                <w:bCs/>
+              </w:rPr>
+              <w:t xml:space="preserve"> de Nota 10 — </w:t>
+            </w:r>
+            <w:proofErr w:type="spellStart"/>
+            <w:r>
+              <w:rPr>
+                <w:b/>
+                <w:bCs/>
+              </w:rPr>
+              <w:t>olimpici</w:t>
+            </w:r>
+            <w:proofErr w:type="spellEnd"/>
+            <w:r>
+              <w:rPr>
+                <w:b/>
+                <w:bCs/>
+              </w:rPr>
+              <w:t xml:space="preserve">, </w:t>
+            </w:r>
+            <w:proofErr w:type="spellStart"/>
+            <w:r>
+              <w:rPr>
+                <w:b/>
+                <w:bCs/>
+              </w:rPr>
+              <w:t>sportivi</w:t>
+            </w:r>
+            <w:proofErr w:type="spellEnd"/>
+            <w:r>
+              <w:rPr>
+                <w:b/>
+                <w:bCs/>
+              </w:rPr>
+              <w:t xml:space="preserve">, </w:t>
+            </w:r>
+            <w:proofErr w:type="spellStart"/>
+            <w:r>
+              <w:rPr>
+                <w:b/>
+                <w:bCs/>
+              </w:rPr>
+              <w:t>voluntari</w:t>
+            </w:r>
+            <w:proofErr w:type="spellEnd"/>
+            <w:r>
+              <w:rPr>
+                <w:b/>
+                <w:bCs/>
+              </w:rPr>
+              <w:t xml:space="preserve"> </w:t>
+            </w:r>
+          </w:p>
+          <w:p>
+            <w:pPr>
+              <w:rPr>
+                <w:b/>
+                <w:bCs/>
+                <w:color w:val="156082" w:themeColor="accent1"/>
+              </w:rPr>
+            </w:pPr>
+            <w:proofErr w:type="spellStart"/>
+            <w:r>
+              <w:rPr>
+                <w:b/>
+                <w:bCs/>
+              </w:rPr>
+              <w:t>Hoinar</w:t>
+            </w:r>
+            <w:proofErr w:type="spellEnd"/>
+            <w:r>
+              <w:rPr>
+                <w:b/>
+                <w:bCs/>
+              </w:rPr>
+              <w:t xml:space="preserve"> </w:t>
+            </w:r>
+            <w:proofErr w:type="spellStart"/>
+            <w:r>
+              <w:rPr>
+                <w:b/>
+                <w:bCs/>
+              </w:rPr>
+              <w:t>prin</w:t>
+            </w:r>
+            <w:proofErr w:type="spellEnd"/>
+            <w:r>
+              <w:rPr>
+                <w:b/>
+                <w:bCs/>
+              </w:rPr>
+              <w:t xml:space="preserve"> </w:t>
+            </w:r>
+            <w:proofErr w:type="spellStart"/>
+            <w:r>
+              <w:rPr>
+                <w:b/>
+                <w:bCs/>
+              </w:rPr>
+              <w:t>țara</w:t>
+            </w:r>
+            <w:proofErr w:type="spellEnd"/>
+            <w:r>
+              <w:rPr>
+                <w:b/>
+                <w:bCs/>
+              </w:rPr>
+              <w:t xml:space="preserve"> </w:t>
+            </w:r>
+            <w:proofErr w:type="spellStart"/>
+            <w:r>
+              <w:rPr>
+                <w:b/>
+                <w:bCs/>
+              </w:rPr>
+              <w:t>fagilor</w:t>
+            </w:r>
+            <w:proofErr w:type="spellEnd"/>
+            <w:r>
+              <w:rPr>
+                <w:b/>
+                <w:bCs/>
+              </w:rPr>
+              <w:t xml:space="preserve"> — Gura </w:t>
+            </w:r>
+            <w:proofErr w:type="spellStart"/>
+            <w:r>
+              <w:rPr>
+                <w:b/>
+                <w:bCs/>
+              </w:rPr>
+              <w:t>Humorului</w:t>
+            </w:r>
+            <w:proofErr w:type="spellEnd"/>
           </w:p>
         </w:tc>
       </w:tr>
+      <w:tr>
+        <w:tc>
+          <w:tcPr>
+            <w:tcW w:w="0" w:type="auto"/>
+            <w:tcBorders>
+              <w:top w:val="single" w:sz="6" w:space="0" w:color="DDDDDD"/>
+              <w:left w:val="single" w:sz="6" w:space="0" w:color="DDDDDD"/>
+              <w:bottom w:val="single" w:sz="6" w:space="0" w:color="DDDDDD"/>
+              <w:right w:val="single" w:sz="6" w:space="0" w:color="DDDDDD"/>
+            </w:tcBorders>
+            <w:tcMar>
+              <w:top w:w="120" w:type="dxa"/>
+              <w:left w:w="120" w:type="dxa"/>
+              <w:bottom w:w="120" w:type="dxa"/>
+              <w:right w:w="120" w:type="dxa"/>
+            </w:tcMar>
+            <w:vAlign w:val="center"/>
+            <w:hideMark/>
+          </w:tcPr>
+          <w:p>
+            <w:pPr>
+              <w:rPr>
+                <w:b/>
+                <w:bCs/>
+              </w:rPr>
+            </w:pPr>
+            <w:r>
+              <w:rPr>
+                <w:b/>
+                <w:bCs/>
+              </w:rPr>
+              <w:t>19</w:t>
+            </w:r>
+          </w:p>
+        </w:tc>
+        <w:tc>
+          <w:tcPr>
+            <w:tcW w:w="0" w:type="auto"/>
+            <w:tcBorders>
+              <w:top w:val="single" w:sz="6" w:space="0" w:color="DDDDDD"/>
+              <w:left w:val="single" w:sz="6" w:space="0" w:color="DDDDDD"/>
+              <w:bottom w:val="single" w:sz="6" w:space="0" w:color="DDDDDD"/>
+              <w:right w:val="single" w:sz="6" w:space="0" w:color="DDDDDD"/>
+            </w:tcBorders>
+            <w:tcMar>
+              <w:top w:w="120" w:type="dxa"/>
+              <w:left w:w="120" w:type="dxa"/>
+              <w:bottom w:w="120" w:type="dxa"/>
+              <w:right w:w="120" w:type="dxa"/>
+            </w:tcMar>
+            <w:vAlign w:val="center"/>
+            <w:hideMark/>
+          </w:tcPr>
+          <w:p>
+            <w:pPr>
+              <w:rPr>
+                <w:b/>
+                <w:bCs/>
+              </w:rPr>
+            </w:pPr>
+          </w:p>
+        </w:tc>
+      </w:tr>
+      <w:tr>
+        <w:tc>
+          <w:tcPr>
+            <w:tcW w:w="0" w:type="auto"/>
+            <w:tcBorders>
+              <w:top w:val="single" w:sz="6" w:space="0" w:color="DDDDDD"/>
+              <w:left w:val="single" w:sz="6" w:space="0" w:color="DDDDDD"/>
+              <w:bottom w:val="single" w:sz="6" w:space="0" w:color="DDDDDD"/>
+              <w:right w:val="single" w:sz="6" w:space="0" w:color="DDDDDD"/>
+            </w:tcBorders>
+            <w:tcMar>
+              <w:top w:w="120" w:type="dxa"/>
+              <w:left w:w="120" w:type="dxa"/>
+              <w:bottom w:w="120" w:type="dxa"/>
+              <w:right w:w="120" w:type="dxa"/>
+            </w:tcMar>
+            <w:vAlign w:val="center"/>
+            <w:hideMark/>
+          </w:tcPr>
+          <w:p>
+            <w:pPr>
+              <w:rPr>
+                <w:b/>
+                <w:bCs/>
+              </w:rPr>
+            </w:pPr>
+            <w:r>
+              <w:rPr>
+                <w:b/>
+                <w:bCs/>
+              </w:rPr>
+              <w:t>20</w:t>
+            </w:r>
+          </w:p>
+        </w:tc>
+        <w:tc>
+          <w:tcPr>
+            <w:tcW w:w="0" w:type="auto"/>
+            <w:tcBorders>
+              <w:top w:val="single" w:sz="6" w:space="0" w:color="DDDDDD"/>
+              <w:left w:val="single" w:sz="6" w:space="0" w:color="DDDDDD"/>
+              <w:bottom w:val="single" w:sz="6" w:space="0" w:color="DDDDDD"/>
+              <w:right w:val="single" w:sz="6" w:space="0" w:color="DDDDDD"/>
+            </w:tcBorders>
+            <w:tcMar>
+              <w:top w:w="120" w:type="dxa"/>
+              <w:left w:w="120" w:type="dxa"/>
+              <w:bottom w:w="120" w:type="dxa"/>
+              <w:right w:w="120" w:type="dxa"/>
+            </w:tcMar>
+            <w:vAlign w:val="center"/>
+            <w:hideMark/>
+          </w:tcPr>
+          <w:p>
+            <w:pPr>
+              <w:rPr>
+                <w:b/>
+                <w:bCs/>
+              </w:rPr>
+            </w:pPr>
+            <w:r>
+              <w:rPr>
+                <w:b/>
+                <w:bCs/>
+                <w:color w:val="153D63" w:themeColor="text2" w:themeTint="E6"/>
+              </w:rPr>
+              <w:t xml:space="preserve">Erasmus </w:t>
+            </w:r>
+            <w:proofErr w:type="spellStart"/>
+            <w:r>
+              <w:rPr>
+                <w:b/>
+                <w:bCs/>
+                <w:color w:val="153D63" w:themeColor="text2" w:themeTint="E6"/>
+              </w:rPr>
+              <w:t>în</w:t>
+            </w:r>
+            <w:proofErr w:type="spellEnd"/>
+            <w:r>
+              <w:rPr>
+                <w:b/>
+                <w:bCs/>
+                <w:color w:val="153D63" w:themeColor="text2" w:themeTint="E6"/>
+              </w:rPr>
+              <w:t xml:space="preserve"> </w:t>
+            </w:r>
+            <w:proofErr w:type="spellStart"/>
+            <w:r>
+              <w:rPr>
+                <w:b/>
+                <w:bCs/>
+                <w:color w:val="153D63" w:themeColor="text2" w:themeTint="E6"/>
+              </w:rPr>
+              <w:t>zbor</w:t>
+            </w:r>
+            <w:proofErr w:type="spellEnd"/>
+            <w:r>
+              <w:rPr>
+                <w:b/>
+                <w:bCs/>
+                <w:color w:val="153D63" w:themeColor="text2" w:themeTint="E6"/>
+              </w:rPr>
+              <w:t xml:space="preserve"> — </w:t>
+            </w:r>
+            <w:proofErr w:type="spellStart"/>
+            <w:r>
+              <w:rPr>
+                <w:b/>
+                <w:bCs/>
+                <w:color w:val="153D63" w:themeColor="text2" w:themeTint="E6"/>
+              </w:rPr>
+              <w:t>Proiectul</w:t>
+            </w:r>
+            <w:proofErr w:type="spellEnd"/>
+            <w:r>
+              <w:rPr>
+                <w:b/>
+                <w:bCs/>
+                <w:color w:val="153D63" w:themeColor="text2" w:themeTint="E6"/>
+              </w:rPr>
+              <w:t xml:space="preserve"> LIFE: cine </w:t>
+            </w:r>
+            <w:proofErr w:type="spellStart"/>
+            <w:r>
+              <w:rPr>
+                <w:b/>
+                <w:bCs/>
+                <w:color w:val="153D63" w:themeColor="text2" w:themeTint="E6"/>
+              </w:rPr>
+              <w:t>suntem</w:t>
+            </w:r>
+            <w:proofErr w:type="spellEnd"/>
+            <w:r>
+              <w:rPr>
+                <w:b/>
+                <w:bCs/>
+                <w:color w:val="153D63" w:themeColor="text2" w:themeTint="E6"/>
+              </w:rPr>
+              <w:t xml:space="preserve">, </w:t>
+            </w:r>
+            <w:proofErr w:type="spellStart"/>
+            <w:r>
+              <w:rPr>
+                <w:b/>
+                <w:bCs/>
+                <w:color w:val="153D63" w:themeColor="text2" w:themeTint="E6"/>
+              </w:rPr>
+              <w:t>unde</w:t>
+            </w:r>
+            <w:proofErr w:type="spellEnd"/>
+            <w:r>
+              <w:rPr>
+                <w:b/>
+                <w:bCs/>
+                <w:color w:val="153D63" w:themeColor="text2" w:themeTint="E6"/>
+              </w:rPr>
+              <w:t xml:space="preserve"> </w:t>
+            </w:r>
+            <w:proofErr w:type="spellStart"/>
+            <w:r>
+              <w:rPr>
+                <w:b/>
+                <w:bCs/>
+                <w:color w:val="153D63" w:themeColor="text2" w:themeTint="E6"/>
+              </w:rPr>
+              <w:t>mergem</w:t>
+            </w:r>
+            <w:proofErr w:type="spellEnd"/>
+            <w:r>
+              <w:rPr>
+                <w:b/>
+                <w:bCs/>
+                <w:color w:val="153D63" w:themeColor="text2" w:themeTint="E6"/>
+              </w:rPr>
+              <w:t xml:space="preserve">, ce </w:t>
+            </w:r>
+            <w:proofErr w:type="spellStart"/>
+            <w:r>
+              <w:rPr>
+                <w:b/>
+                <w:bCs/>
+                <w:color w:val="153D63" w:themeColor="text2" w:themeTint="E6"/>
+              </w:rPr>
+              <w:t>visăm</w:t>
+            </w:r>
+            <w:proofErr w:type="spellEnd"/>
+            <w:r>
+              <w:rPr>
+                <w:b/>
+                <w:bCs/>
+                <w:color w:val="153D63" w:themeColor="text2" w:themeTint="E6"/>
+              </w:rPr>
+              <w:t xml:space="preserve"> </w:t>
+            </w:r>
+            <w:r>
+              <w:rPr>
+                <w:b/>
+                <w:bCs/>
+                <w:i/>
+                <w:iCs/>
+                <w:color w:val="153D63" w:themeColor="text2" w:themeTint="E6"/>
+              </w:rPr>
+              <w:t>(</w:t>
+            </w:r>
+            <w:proofErr w:type="spellStart"/>
+            <w:r>
+              <w:rPr>
+                <w:b/>
+                <w:bCs/>
+                <w:i/>
+                <w:iCs/>
+                <w:color w:val="153D63" w:themeColor="text2" w:themeTint="E6"/>
+              </w:rPr>
+              <w:t>prezentarea</w:t>
+            </w:r>
+            <w:proofErr w:type="spellEnd"/>
+            <w:r>
+              <w:rPr>
+                <w:b/>
+                <w:bCs/>
+                <w:i/>
+                <w:iCs/>
+                <w:color w:val="153D63" w:themeColor="text2" w:themeTint="E6"/>
+              </w:rPr>
+              <w:t xml:space="preserve"> </w:t>
+            </w:r>
+            <w:proofErr w:type="spellStart"/>
+            <w:r>
+              <w:rPr>
+                <w:b/>
+                <w:bCs/>
+                <w:i/>
+                <w:iCs/>
+                <w:color w:val="153D63" w:themeColor="text2" w:themeTint="E6"/>
+              </w:rPr>
+              <w:t>proiectului</w:t>
+            </w:r>
+            <w:proofErr w:type="spellEnd"/>
+            <w:r>
+              <w:rPr>
+                <w:b/>
+                <w:bCs/>
+                <w:i/>
+                <w:iCs/>
+                <w:color w:val="153D63" w:themeColor="text2" w:themeTint="E6"/>
+              </w:rPr>
+              <w:t xml:space="preserve"> Erasmus+)</w:t>
+            </w:r>
+          </w:p>
+        </w:tc>
+      </w:tr>
+      <w:tr>
+        <w:tc>
+          <w:tcPr>
+            <w:tcW w:w="0" w:type="auto"/>
+            <w:tcBorders>
+              <w:top w:val="single" w:sz="6" w:space="0" w:color="DDDDDD"/>
+              <w:left w:val="single" w:sz="6" w:space="0" w:color="DDDDDD"/>
+              <w:bottom w:val="single" w:sz="6" w:space="0" w:color="DDDDDD"/>
+              <w:right w:val="single" w:sz="6" w:space="0" w:color="DDDDDD"/>
+            </w:tcBorders>
+            <w:tcMar>
+              <w:top w:w="120" w:type="dxa"/>
+              <w:left w:w="120" w:type="dxa"/>
+              <w:bottom w:w="120" w:type="dxa"/>
+              <w:right w:w="120" w:type="dxa"/>
+            </w:tcMar>
+            <w:vAlign w:val="center"/>
+            <w:hideMark/>
+          </w:tcPr>
+          <w:p>
+            <w:pPr>
+              <w:rPr>
+                <w:b/>
+                <w:bCs/>
+              </w:rPr>
+            </w:pPr>
+            <w:r>
+              <w:rPr>
+                <w:b/>
+                <w:bCs/>
+              </w:rPr>
+              <w:t>21</w:t>
+            </w:r>
+          </w:p>
+        </w:tc>
+        <w:tc>
+          <w:tcPr>
+            <w:tcW w:w="0" w:type="auto"/>
+            <w:tcBorders>
+              <w:top w:val="single" w:sz="6" w:space="0" w:color="DDDDDD"/>
+              <w:left w:val="single" w:sz="6" w:space="0" w:color="DDDDDD"/>
+              <w:bottom w:val="single" w:sz="6" w:space="0" w:color="DDDDDD"/>
+              <w:right w:val="single" w:sz="6" w:space="0" w:color="DDDDDD"/>
+            </w:tcBorders>
+            <w:tcMar>
+              <w:top w:w="120" w:type="dxa"/>
+              <w:left w:w="120" w:type="dxa"/>
+              <w:bottom w:w="120" w:type="dxa"/>
+              <w:right w:w="120" w:type="dxa"/>
+            </w:tcMar>
+            <w:vAlign w:val="center"/>
+            <w:hideMark/>
+          </w:tcPr>
+          <w:p>
+            <w:pPr>
+              <w:rPr>
+                <w:b/>
+                <w:bCs/>
+                <w:color w:val="156082" w:themeColor="accent1"/>
+              </w:rPr>
+            </w:pPr>
+            <w:r>
+              <w:rPr>
+                <w:b/>
+                <w:bCs/>
+                <w:color w:val="156082" w:themeColor="accent1"/>
+              </w:rPr>
+              <w:t xml:space="preserve">O </w:t>
+            </w:r>
+            <w:proofErr w:type="spellStart"/>
+            <w:r>
+              <w:rPr>
+                <w:b/>
+                <w:bCs/>
+                <w:color w:val="156082" w:themeColor="accent1"/>
+              </w:rPr>
+              <w:t>zi</w:t>
+            </w:r>
+            <w:proofErr w:type="spellEnd"/>
+            <w:r>
+              <w:rPr>
+                <w:b/>
+                <w:bCs/>
+                <w:color w:val="156082" w:themeColor="accent1"/>
+              </w:rPr>
+              <w:t xml:space="preserve"> </w:t>
+            </w:r>
+            <w:proofErr w:type="spellStart"/>
+            <w:r>
+              <w:rPr>
+                <w:b/>
+                <w:bCs/>
+                <w:color w:val="156082" w:themeColor="accent1"/>
+              </w:rPr>
+              <w:t>în</w:t>
+            </w:r>
+            <w:proofErr w:type="spellEnd"/>
+            <w:r>
+              <w:rPr>
+                <w:b/>
+                <w:bCs/>
+                <w:color w:val="156082" w:themeColor="accent1"/>
+              </w:rPr>
+              <w:t xml:space="preserve"> </w:t>
+            </w:r>
+            <w:proofErr w:type="spellStart"/>
+            <w:r>
+              <w:rPr>
+                <w:b/>
+                <w:bCs/>
+                <w:color w:val="156082" w:themeColor="accent1"/>
+              </w:rPr>
+              <w:t>viața</w:t>
+            </w:r>
+            <w:proofErr w:type="spellEnd"/>
+            <w:r>
+              <w:rPr>
+                <w:b/>
+                <w:bCs/>
+                <w:color w:val="156082" w:themeColor="accent1"/>
+              </w:rPr>
+              <w:t xml:space="preserve"> </w:t>
+            </w:r>
+            <w:proofErr w:type="spellStart"/>
+            <w:r>
+              <w:rPr>
+                <w:b/>
+                <w:bCs/>
+                <w:color w:val="156082" w:themeColor="accent1"/>
+              </w:rPr>
+              <w:t>unui</w:t>
+            </w:r>
+            <w:proofErr w:type="spellEnd"/>
+            <w:r>
+              <w:rPr>
+                <w:b/>
+                <w:bCs/>
+                <w:color w:val="156082" w:themeColor="accent1"/>
+              </w:rPr>
+              <w:t xml:space="preserve"> </w:t>
+            </w:r>
+            <w:proofErr w:type="spellStart"/>
+            <w:r>
+              <w:rPr>
+                <w:b/>
+                <w:bCs/>
+                <w:color w:val="156082" w:themeColor="accent1"/>
+              </w:rPr>
+              <w:t>elev</w:t>
+            </w:r>
+            <w:proofErr w:type="spellEnd"/>
+            <w:r>
+              <w:rPr>
+                <w:b/>
+                <w:bCs/>
+                <w:color w:val="156082" w:themeColor="accent1"/>
+              </w:rPr>
+              <w:t xml:space="preserve"> </w:t>
+            </w:r>
+            <w:proofErr w:type="spellStart"/>
+            <w:r>
+              <w:rPr>
+                <w:b/>
+                <w:bCs/>
+                <w:color w:val="156082" w:themeColor="accent1"/>
+              </w:rPr>
+              <w:t>european</w:t>
+            </w:r>
+            <w:proofErr w:type="spellEnd"/>
+            <w:r>
+              <w:rPr>
+                <w:b/>
+                <w:bCs/>
+                <w:color w:val="156082" w:themeColor="accent1"/>
+              </w:rPr>
+              <w:t> </w:t>
+            </w:r>
+            <w:r>
+              <w:rPr>
+                <w:b/>
+                <w:bCs/>
+                <w:color w:val="156082" w:themeColor="accent1"/>
+              </w:rPr>
+              <w:t>-</w:t>
+            </w:r>
+            <w:r>
+              <w:rPr>
+                <w:b/>
+                <w:bCs/>
+                <w:color w:val="156082" w:themeColor="accent1"/>
+              </w:rPr>
+              <w:t xml:space="preserve"> </w:t>
+            </w:r>
+            <w:proofErr w:type="spellStart"/>
+            <w:r>
+              <w:rPr>
+                <w:b/>
+                <w:bCs/>
+                <w:color w:val="156082" w:themeColor="accent1"/>
+              </w:rPr>
+              <w:t>comparație</w:t>
+            </w:r>
+            <w:proofErr w:type="spellEnd"/>
+            <w:r>
+              <w:rPr>
+                <w:b/>
+                <w:bCs/>
+                <w:color w:val="156082" w:themeColor="accent1"/>
+              </w:rPr>
+              <w:t xml:space="preserve"> </w:t>
+            </w:r>
+            <w:proofErr w:type="spellStart"/>
+            <w:r>
+              <w:rPr>
+                <w:b/>
+                <w:bCs/>
+                <w:color w:val="156082" w:themeColor="accent1"/>
+              </w:rPr>
+              <w:t>amuzantă</w:t>
+            </w:r>
+            <w:proofErr w:type="spellEnd"/>
+            <w:r>
+              <w:rPr>
+                <w:b/>
+                <w:bCs/>
+                <w:color w:val="156082" w:themeColor="accent1"/>
+              </w:rPr>
+              <w:t xml:space="preserve"> </w:t>
+            </w:r>
+            <w:proofErr w:type="spellStart"/>
+            <w:r>
+              <w:rPr>
+                <w:b/>
+                <w:bCs/>
+                <w:color w:val="156082" w:themeColor="accent1"/>
+              </w:rPr>
+              <w:t>și</w:t>
+            </w:r>
+            <w:proofErr w:type="spellEnd"/>
+            <w:r>
+              <w:rPr>
+                <w:b/>
+                <w:bCs/>
+                <w:color w:val="156082" w:themeColor="accent1"/>
+              </w:rPr>
+              <w:t xml:space="preserve"> </w:t>
+            </w:r>
+            <w:proofErr w:type="spellStart"/>
+            <w:r>
+              <w:rPr>
+                <w:b/>
+                <w:bCs/>
+                <w:color w:val="156082" w:themeColor="accent1"/>
+              </w:rPr>
+              <w:t>ilustrată</w:t>
+            </w:r>
+            <w:proofErr w:type="spellEnd"/>
+            <w:r>
+              <w:rPr>
+                <w:b/>
+                <w:bCs/>
+                <w:color w:val="156082" w:themeColor="accent1"/>
+              </w:rPr>
+              <w:t xml:space="preserve"> </w:t>
+            </w:r>
+            <w:proofErr w:type="spellStart"/>
+            <w:r>
+              <w:rPr>
+                <w:b/>
+                <w:bCs/>
+                <w:color w:val="156082" w:themeColor="accent1"/>
+              </w:rPr>
+              <w:t>între</w:t>
+            </w:r>
+            <w:proofErr w:type="spellEnd"/>
+            <w:r>
+              <w:rPr>
+                <w:b/>
+                <w:bCs/>
+                <w:color w:val="156082" w:themeColor="accent1"/>
+              </w:rPr>
+              <w:t xml:space="preserve"> </w:t>
+            </w:r>
+            <w:proofErr w:type="spellStart"/>
+            <w:r>
+              <w:rPr>
+                <w:b/>
+                <w:bCs/>
+                <w:color w:val="156082" w:themeColor="accent1"/>
+              </w:rPr>
+              <w:t>viața</w:t>
+            </w:r>
+            <w:proofErr w:type="spellEnd"/>
+            <w:r>
+              <w:rPr>
+                <w:b/>
+                <w:bCs/>
+                <w:color w:val="156082" w:themeColor="accent1"/>
+              </w:rPr>
+              <w:t xml:space="preserve"> </w:t>
+            </w:r>
+            <w:proofErr w:type="spellStart"/>
+            <w:r>
+              <w:rPr>
+                <w:b/>
+                <w:bCs/>
+                <w:color w:val="156082" w:themeColor="accent1"/>
+              </w:rPr>
+              <w:t>unui</w:t>
+            </w:r>
+            <w:proofErr w:type="spellEnd"/>
+            <w:r>
+              <w:rPr>
+                <w:b/>
+                <w:bCs/>
+                <w:color w:val="156082" w:themeColor="accent1"/>
+              </w:rPr>
+              <w:t xml:space="preserve"> </w:t>
+            </w:r>
+            <w:proofErr w:type="spellStart"/>
+            <w:r>
+              <w:rPr>
+                <w:b/>
+                <w:bCs/>
+                <w:color w:val="156082" w:themeColor="accent1"/>
+              </w:rPr>
+              <w:t>elev</w:t>
+            </w:r>
+            <w:proofErr w:type="spellEnd"/>
+            <w:r>
+              <w:rPr>
+                <w:b/>
+                <w:bCs/>
+                <w:color w:val="156082" w:themeColor="accent1"/>
+              </w:rPr>
+              <w:t xml:space="preserve"> </w:t>
+            </w:r>
+            <w:proofErr w:type="spellStart"/>
+            <w:r>
+              <w:rPr>
+                <w:b/>
+                <w:bCs/>
+                <w:color w:val="156082" w:themeColor="accent1"/>
+              </w:rPr>
+              <w:t>român</w:t>
+            </w:r>
+            <w:proofErr w:type="spellEnd"/>
+            <w:r>
+              <w:rPr>
+                <w:b/>
+                <w:bCs/>
+                <w:color w:val="156082" w:themeColor="accent1"/>
+              </w:rPr>
+              <w:t xml:space="preserve"> </w:t>
+            </w:r>
+            <w:proofErr w:type="spellStart"/>
+            <w:r>
+              <w:rPr>
+                <w:b/>
+                <w:bCs/>
+                <w:color w:val="156082" w:themeColor="accent1"/>
+              </w:rPr>
+              <w:t>și</w:t>
+            </w:r>
+            <w:proofErr w:type="spellEnd"/>
+            <w:r>
+              <w:rPr>
+                <w:b/>
+                <w:bCs/>
+                <w:color w:val="156082" w:themeColor="accent1"/>
+              </w:rPr>
+              <w:t xml:space="preserve"> cea a </w:t>
+            </w:r>
+            <w:proofErr w:type="spellStart"/>
+            <w:r>
+              <w:rPr>
+                <w:b/>
+                <w:bCs/>
+                <w:color w:val="156082" w:themeColor="accent1"/>
+              </w:rPr>
+              <w:t>unui</w:t>
+            </w:r>
+            <w:proofErr w:type="spellEnd"/>
+            <w:r>
+              <w:rPr>
+                <w:b/>
+                <w:bCs/>
+                <w:color w:val="156082" w:themeColor="accent1"/>
+              </w:rPr>
+              <w:t xml:space="preserve"> </w:t>
+            </w:r>
+            <w:proofErr w:type="spellStart"/>
+            <w:r>
+              <w:rPr>
+                <w:b/>
+                <w:bCs/>
+                <w:color w:val="156082" w:themeColor="accent1"/>
+              </w:rPr>
+              <w:t>elev</w:t>
+            </w:r>
+            <w:proofErr w:type="spellEnd"/>
+            <w:r>
+              <w:rPr>
+                <w:b/>
+                <w:bCs/>
+                <w:color w:val="156082" w:themeColor="accent1"/>
+              </w:rPr>
+              <w:t xml:space="preserve"> din </w:t>
+            </w:r>
+            <w:proofErr w:type="spellStart"/>
+            <w:r>
+              <w:rPr>
+                <w:b/>
+                <w:bCs/>
+                <w:color w:val="156082" w:themeColor="accent1"/>
+              </w:rPr>
+              <w:t>țara</w:t>
+            </w:r>
+            <w:proofErr w:type="spellEnd"/>
+            <w:r>
+              <w:rPr>
+                <w:b/>
+                <w:bCs/>
+                <w:color w:val="156082" w:themeColor="accent1"/>
+              </w:rPr>
+              <w:t xml:space="preserve"> </w:t>
+            </w:r>
+            <w:proofErr w:type="spellStart"/>
+            <w:r>
+              <w:rPr>
+                <w:b/>
+                <w:bCs/>
+                <w:color w:val="156082" w:themeColor="accent1"/>
+              </w:rPr>
+              <w:t>parteneră</w:t>
+            </w:r>
+            <w:proofErr w:type="spellEnd"/>
+          </w:p>
+        </w:tc>
+      </w:tr>
+      <w:tr>
+        <w:tc>
+          <w:tcPr>
+            <w:tcW w:w="0" w:type="auto"/>
+            <w:tcBorders>
+              <w:top w:val="single" w:sz="6" w:space="0" w:color="DDDDDD"/>
+              <w:left w:val="single" w:sz="6" w:space="0" w:color="DDDDDD"/>
+              <w:bottom w:val="single" w:sz="6" w:space="0" w:color="DDDDDD"/>
+              <w:right w:val="single" w:sz="6" w:space="0" w:color="DDDDDD"/>
+            </w:tcBorders>
+            <w:tcMar>
+              <w:top w:w="120" w:type="dxa"/>
+              <w:left w:w="120" w:type="dxa"/>
+              <w:bottom w:w="120" w:type="dxa"/>
+              <w:right w:w="120" w:type="dxa"/>
+            </w:tcMar>
+            <w:vAlign w:val="center"/>
+            <w:hideMark/>
+          </w:tcPr>
+          <w:p>
+            <w:pPr>
+              <w:rPr>
+                <w:b/>
+                <w:bCs/>
+              </w:rPr>
+            </w:pPr>
+            <w:r>
+              <w:rPr>
+                <w:b/>
+                <w:bCs/>
+              </w:rPr>
+              <w:t>22</w:t>
+            </w:r>
+          </w:p>
+        </w:tc>
+        <w:tc>
+          <w:tcPr>
+            <w:tcW w:w="0" w:type="auto"/>
+            <w:tcBorders>
+              <w:top w:val="single" w:sz="6" w:space="0" w:color="DDDDDD"/>
+              <w:left w:val="single" w:sz="6" w:space="0" w:color="DDDDDD"/>
+              <w:bottom w:val="single" w:sz="6" w:space="0" w:color="DDDDDD"/>
+              <w:right w:val="single" w:sz="6" w:space="0" w:color="DDDDDD"/>
+            </w:tcBorders>
+            <w:tcMar>
+              <w:top w:w="120" w:type="dxa"/>
+              <w:left w:w="120" w:type="dxa"/>
+              <w:bottom w:w="120" w:type="dxa"/>
+              <w:right w:w="120" w:type="dxa"/>
+            </w:tcMar>
+            <w:vAlign w:val="center"/>
+            <w:hideMark/>
+          </w:tcPr>
+          <w:p>
+            <w:pPr>
+              <w:rPr>
+                <w:b/>
+                <w:bCs/>
+                <w:color w:val="156082" w:themeColor="accent1"/>
+              </w:rPr>
+            </w:pPr>
+            <w:proofErr w:type="spellStart"/>
+            <w:r>
+              <w:rPr>
+                <w:b/>
+                <w:bCs/>
+                <w:color w:val="156082" w:themeColor="accent1"/>
+              </w:rPr>
+              <w:t>Recreația</w:t>
+            </w:r>
+            <w:proofErr w:type="spellEnd"/>
+            <w:r>
+              <w:rPr>
+                <w:b/>
+                <w:bCs/>
+                <w:color w:val="156082" w:themeColor="accent1"/>
+              </w:rPr>
+              <w:t xml:space="preserve"> Mare — </w:t>
+            </w:r>
+            <w:proofErr w:type="spellStart"/>
+            <w:r>
+              <w:rPr>
+                <w:b/>
+                <w:bCs/>
+                <w:color w:val="156082" w:themeColor="accent1"/>
+              </w:rPr>
+              <w:t>jocuri</w:t>
+            </w:r>
+            <w:proofErr w:type="spellEnd"/>
+            <w:r>
+              <w:rPr>
+                <w:b/>
+                <w:bCs/>
+                <w:color w:val="156082" w:themeColor="accent1"/>
+              </w:rPr>
+              <w:t xml:space="preserve">, rebus, </w:t>
+            </w:r>
+            <w:proofErr w:type="spellStart"/>
+            <w:r>
+              <w:rPr>
+                <w:b/>
+                <w:bCs/>
+                <w:color w:val="156082" w:themeColor="accent1"/>
+              </w:rPr>
+              <w:t>labirint</w:t>
+            </w:r>
+            <w:proofErr w:type="spellEnd"/>
+            <w:r>
+              <w:rPr>
+                <w:b/>
+                <w:bCs/>
+                <w:color w:val="156082" w:themeColor="accent1"/>
+              </w:rPr>
+              <w:t xml:space="preserve">, </w:t>
+            </w:r>
+            <w:proofErr w:type="spellStart"/>
+            <w:r>
+              <w:rPr>
+                <w:b/>
+                <w:bCs/>
+                <w:color w:val="156082" w:themeColor="accent1"/>
+              </w:rPr>
+              <w:t>glume</w:t>
+            </w:r>
+            <w:proofErr w:type="spellEnd"/>
+            <w:r>
+              <w:rPr>
+                <w:b/>
+                <w:bCs/>
+                <w:color w:val="156082" w:themeColor="accent1"/>
+              </w:rPr>
+              <w:t xml:space="preserve"> </w:t>
+            </w:r>
+          </w:p>
+        </w:tc>
+      </w:tr>
+      <w:tr>
+        <w:tc>
+          <w:tcPr>
+            <w:tcW w:w="0" w:type="auto"/>
+            <w:tcBorders>
+              <w:top w:val="single" w:sz="6" w:space="0" w:color="DDDDDD"/>
+              <w:left w:val="single" w:sz="6" w:space="0" w:color="DDDDDD"/>
+              <w:bottom w:val="single" w:sz="6" w:space="0" w:color="DDDDDD"/>
+              <w:right w:val="single" w:sz="6" w:space="0" w:color="DDDDDD"/>
+            </w:tcBorders>
+            <w:tcMar>
+              <w:top w:w="120" w:type="dxa"/>
+              <w:left w:w="120" w:type="dxa"/>
+              <w:bottom w:w="120" w:type="dxa"/>
+              <w:right w:w="120" w:type="dxa"/>
+            </w:tcMar>
+            <w:vAlign w:val="center"/>
+            <w:hideMark/>
+          </w:tcPr>
+          <w:p>
+            <w:pPr>
+              <w:rPr>
+                <w:b/>
+                <w:bCs/>
+              </w:rPr>
+            </w:pPr>
+            <w:r>
+              <w:rPr>
+                <w:b/>
+                <w:bCs/>
+              </w:rPr>
+              <w:t>23</w:t>
+            </w:r>
+          </w:p>
+        </w:tc>
+        <w:tc>
+          <w:tcPr>
+            <w:tcW w:w="0" w:type="auto"/>
+            <w:tcBorders>
+              <w:top w:val="single" w:sz="6" w:space="0" w:color="DDDDDD"/>
+              <w:left w:val="single" w:sz="6" w:space="0" w:color="DDDDDD"/>
+              <w:bottom w:val="single" w:sz="6" w:space="0" w:color="DDDDDD"/>
+              <w:right w:val="single" w:sz="6" w:space="0" w:color="DDDDDD"/>
+            </w:tcBorders>
+            <w:tcMar>
+              <w:top w:w="120" w:type="dxa"/>
+              <w:left w:w="120" w:type="dxa"/>
+              <w:bottom w:w="120" w:type="dxa"/>
+              <w:right w:w="120" w:type="dxa"/>
+            </w:tcMar>
+            <w:vAlign w:val="center"/>
+            <w:hideMark/>
+          </w:tcPr>
+          <w:p>
+            <w:pPr>
+              <w:rPr>
+                <w:b/>
+                <w:bCs/>
+              </w:rPr>
+            </w:pPr>
+            <w:proofErr w:type="spellStart"/>
+            <w:r>
+              <w:rPr>
+                <w:b/>
+                <w:bCs/>
+              </w:rPr>
+              <w:t>Scrisoare</w:t>
+            </w:r>
+            <w:proofErr w:type="spellEnd"/>
+            <w:r>
+              <w:rPr>
+                <w:b/>
+                <w:bCs/>
+              </w:rPr>
+              <w:t xml:space="preserve"> </w:t>
+            </w:r>
+            <w:proofErr w:type="spellStart"/>
+            <w:r>
+              <w:rPr>
+                <w:b/>
+                <w:bCs/>
+              </w:rPr>
+              <w:t>către</w:t>
+            </w:r>
+            <w:proofErr w:type="spellEnd"/>
+            <w:r>
+              <w:rPr>
+                <w:b/>
+                <w:bCs/>
+              </w:rPr>
+              <w:t xml:space="preserve"> </w:t>
+            </w:r>
+            <w:proofErr w:type="spellStart"/>
+            <w:r>
+              <w:rPr>
+                <w:b/>
+                <w:bCs/>
+              </w:rPr>
+              <w:t>viitor</w:t>
+            </w:r>
+            <w:proofErr w:type="spellEnd"/>
+            <w:r>
+              <w:rPr>
+                <w:b/>
+                <w:bCs/>
+              </w:rPr>
+              <w:t xml:space="preserve"> — </w:t>
+            </w:r>
+            <w:proofErr w:type="spellStart"/>
+            <w:r>
+              <w:rPr>
+                <w:b/>
+                <w:bCs/>
+              </w:rPr>
+              <w:t>Elevii</w:t>
+            </w:r>
+            <w:proofErr w:type="spellEnd"/>
+            <w:r>
+              <w:rPr>
+                <w:b/>
+                <w:bCs/>
+              </w:rPr>
+              <w:t xml:space="preserve"> </w:t>
+            </w:r>
+            <w:proofErr w:type="spellStart"/>
+            <w:r>
+              <w:rPr>
+                <w:b/>
+                <w:bCs/>
+              </w:rPr>
+              <w:t>clasei</w:t>
+            </w:r>
+            <w:proofErr w:type="spellEnd"/>
+            <w:r>
+              <w:rPr>
+                <w:b/>
+                <w:bCs/>
+              </w:rPr>
+              <w:t xml:space="preserve"> a VIII-a </w:t>
+            </w:r>
+            <w:proofErr w:type="spellStart"/>
+            <w:r>
+              <w:rPr>
+                <w:b/>
+                <w:bCs/>
+              </w:rPr>
+              <w:t>scriu</w:t>
+            </w:r>
+            <w:proofErr w:type="spellEnd"/>
+            <w:r>
+              <w:rPr>
+                <w:b/>
+                <w:bCs/>
+              </w:rPr>
+              <w:t xml:space="preserve"> un </w:t>
+            </w:r>
+            <w:proofErr w:type="spellStart"/>
+            <w:r>
+              <w:rPr>
+                <w:b/>
+                <w:bCs/>
+              </w:rPr>
+              <w:t>mesaj</w:t>
+            </w:r>
+            <w:proofErr w:type="spellEnd"/>
+            <w:r>
+              <w:rPr>
+                <w:b/>
+                <w:bCs/>
+              </w:rPr>
+              <w:t xml:space="preserve"> </w:t>
+            </w:r>
+            <w:proofErr w:type="spellStart"/>
+            <w:r>
+              <w:rPr>
+                <w:b/>
+                <w:bCs/>
+              </w:rPr>
+              <w:t>generațiilor</w:t>
+            </w:r>
+            <w:proofErr w:type="spellEnd"/>
+            <w:r>
+              <w:rPr>
+                <w:b/>
+                <w:bCs/>
+              </w:rPr>
+              <w:t xml:space="preserve"> </w:t>
+            </w:r>
+            <w:proofErr w:type="spellStart"/>
+            <w:r>
+              <w:rPr>
+                <w:b/>
+                <w:bCs/>
+              </w:rPr>
+              <w:t>următoare</w:t>
+            </w:r>
+            <w:proofErr w:type="spellEnd"/>
+          </w:p>
+        </w:tc>
+      </w:tr>
+      <w:tr>
+        <w:tc>
+          <w:tcPr>
+            <w:tcW w:w="0" w:type="auto"/>
+            <w:tcBorders>
+              <w:top w:val="single" w:sz="6" w:space="0" w:color="DDDDDD"/>
+              <w:left w:val="single" w:sz="6" w:space="0" w:color="DDDDDD"/>
+              <w:bottom w:val="single" w:sz="6" w:space="0" w:color="DDDDDD"/>
+              <w:right w:val="single" w:sz="6" w:space="0" w:color="DDDDDD"/>
+            </w:tcBorders>
+            <w:tcMar>
+              <w:top w:w="120" w:type="dxa"/>
+              <w:left w:w="120" w:type="dxa"/>
+              <w:bottom w:w="120" w:type="dxa"/>
+              <w:right w:w="120" w:type="dxa"/>
+            </w:tcMar>
+            <w:vAlign w:val="center"/>
+            <w:hideMark/>
+          </w:tcPr>
+          <w:p>
+            <w:pPr>
+              <w:rPr>
+                <w:b/>
+                <w:bCs/>
+              </w:rPr>
+            </w:pPr>
+            <w:r>
+              <w:rPr>
+                <w:b/>
+                <w:bCs/>
+              </w:rPr>
+              <w:t>24</w:t>
+            </w:r>
+          </w:p>
+        </w:tc>
+        <w:tc>
+          <w:tcPr>
+            <w:tcW w:w="0" w:type="auto"/>
+            <w:tcBorders>
+              <w:top w:val="single" w:sz="6" w:space="0" w:color="DDDDDD"/>
+              <w:left w:val="single" w:sz="6" w:space="0" w:color="DDDDDD"/>
+              <w:bottom w:val="single" w:sz="6" w:space="0" w:color="DDDDDD"/>
+              <w:right w:val="single" w:sz="6" w:space="0" w:color="DDDDDD"/>
+            </w:tcBorders>
+            <w:tcMar>
+              <w:top w:w="120" w:type="dxa"/>
+              <w:left w:w="120" w:type="dxa"/>
+              <w:bottom w:w="120" w:type="dxa"/>
+              <w:right w:w="120" w:type="dxa"/>
+            </w:tcMar>
+            <w:vAlign w:val="center"/>
+            <w:hideMark/>
+          </w:tcPr>
+          <w:p>
+            <w:pPr>
+              <w:rPr>
+                <w:b/>
+                <w:bCs/>
+              </w:rPr>
+            </w:pPr>
+            <w:proofErr w:type="spellStart"/>
+            <w:r>
+              <w:rPr>
+                <w:b/>
+                <w:bCs/>
+              </w:rPr>
+              <w:t>Colțul</w:t>
+            </w:r>
+            <w:proofErr w:type="spellEnd"/>
+            <w:r>
+              <w:rPr>
+                <w:b/>
+                <w:bCs/>
+              </w:rPr>
+              <w:t xml:space="preserve"> </w:t>
+            </w:r>
+            <w:proofErr w:type="spellStart"/>
+            <w:r>
+              <w:rPr>
+                <w:b/>
+                <w:bCs/>
+              </w:rPr>
+              <w:t>cititorului</w:t>
+            </w:r>
+            <w:proofErr w:type="spellEnd"/>
+            <w:r>
+              <w:rPr>
+                <w:b/>
+                <w:bCs/>
+              </w:rPr>
+              <w:t xml:space="preserve"> — </w:t>
+            </w:r>
+            <w:proofErr w:type="spellStart"/>
+            <w:r>
+              <w:rPr>
+                <w:b/>
+                <w:bCs/>
+              </w:rPr>
+              <w:t>recenzii</w:t>
+            </w:r>
+            <w:proofErr w:type="spellEnd"/>
+            <w:r>
+              <w:rPr>
+                <w:b/>
+                <w:bCs/>
+              </w:rPr>
+              <w:t xml:space="preserve"> de </w:t>
+            </w:r>
+            <w:proofErr w:type="spellStart"/>
+            <w:r>
+              <w:rPr>
+                <w:b/>
+                <w:bCs/>
+              </w:rPr>
+              <w:t>cărți</w:t>
+            </w:r>
+            <w:proofErr w:type="spellEnd"/>
+            <w:r>
+              <w:rPr>
+                <w:b/>
+                <w:bCs/>
+              </w:rPr>
+              <w:t xml:space="preserve"> </w:t>
+            </w:r>
+            <w:proofErr w:type="spellStart"/>
+            <w:r>
+              <w:rPr>
+                <w:b/>
+                <w:bCs/>
+              </w:rPr>
+              <w:t>sau</w:t>
+            </w:r>
+            <w:proofErr w:type="spellEnd"/>
+            <w:r>
+              <w:rPr>
+                <w:b/>
+                <w:bCs/>
+              </w:rPr>
+              <w:t xml:space="preserve"> filme</w:t>
+            </w:r>
+            <w:r>
+              <w:rPr>
+                <w:b/>
+                <w:bCs/>
+              </w:rPr>
+              <w:t xml:space="preserve"> </w:t>
+            </w:r>
+            <w:proofErr w:type="spellStart"/>
+            <w:r>
+              <w:rPr>
+                <w:b/>
+                <w:bCs/>
+              </w:rPr>
+              <w:t>recomandate</w:t>
+            </w:r>
+            <w:proofErr w:type="spellEnd"/>
+            <w:r>
+              <w:rPr>
+                <w:b/>
+                <w:bCs/>
+              </w:rPr>
+              <w:t xml:space="preserve"> de </w:t>
+            </w:r>
+            <w:proofErr w:type="spellStart"/>
+            <w:r>
+              <w:rPr>
+                <w:b/>
+                <w:bCs/>
+              </w:rPr>
+              <w:t>elevi</w:t>
+            </w:r>
+            <w:proofErr w:type="spellEnd"/>
+            <w:r>
+              <w:rPr>
+                <w:b/>
+                <w:bCs/>
+              </w:rPr>
+              <w:t xml:space="preserve"> </w:t>
+            </w:r>
+            <w:proofErr w:type="spellStart"/>
+            <w:r>
+              <w:rPr>
+                <w:b/>
+                <w:bCs/>
+              </w:rPr>
+              <w:t>și</w:t>
+            </w:r>
+            <w:proofErr w:type="spellEnd"/>
+            <w:r>
+              <w:rPr>
+                <w:b/>
+                <w:bCs/>
+              </w:rPr>
+              <w:t xml:space="preserve"> </w:t>
+            </w:r>
+            <w:proofErr w:type="spellStart"/>
+            <w:r>
+              <w:rPr>
+                <w:b/>
+                <w:bCs/>
+              </w:rPr>
+              <w:t>profesori</w:t>
+            </w:r>
+            <w:proofErr w:type="spellEnd"/>
+          </w:p>
+        </w:tc>
+      </w:tr>
+      <w:tr>
+        <w:tc>
+          <w:tcPr>
+            <w:tcW w:w="0" w:type="auto"/>
+            <w:tcBorders>
+              <w:top w:val="single" w:sz="6" w:space="0" w:color="DDDDDD"/>
+              <w:left w:val="single" w:sz="6" w:space="0" w:color="DDDDDD"/>
+              <w:bottom w:val="single" w:sz="6" w:space="0" w:color="DDDDDD"/>
+              <w:right w:val="single" w:sz="6" w:space="0" w:color="DDDDDD"/>
+            </w:tcBorders>
+            <w:tcMar>
+              <w:top w:w="120" w:type="dxa"/>
+              <w:left w:w="120" w:type="dxa"/>
+              <w:bottom w:w="120" w:type="dxa"/>
+              <w:right w:w="120" w:type="dxa"/>
+            </w:tcMar>
+            <w:vAlign w:val="center"/>
+            <w:hideMark/>
+          </w:tcPr>
+          <w:p>
+            <w:pPr>
+              <w:rPr>
+                <w:b/>
+                <w:bCs/>
+              </w:rPr>
+            </w:pPr>
+            <w:r>
+              <w:rPr>
+                <w:b/>
+                <w:bCs/>
+              </w:rPr>
+              <w:t>25</w:t>
+            </w:r>
+          </w:p>
+        </w:tc>
+        <w:tc>
+          <w:tcPr>
+            <w:tcW w:w="0" w:type="auto"/>
+            <w:tcBorders>
+              <w:top w:val="single" w:sz="6" w:space="0" w:color="DDDDDD"/>
+              <w:left w:val="single" w:sz="6" w:space="0" w:color="DDDDDD"/>
+              <w:bottom w:val="single" w:sz="6" w:space="0" w:color="DDDDDD"/>
+              <w:right w:val="single" w:sz="6" w:space="0" w:color="DDDDDD"/>
+            </w:tcBorders>
+            <w:tcMar>
+              <w:top w:w="120" w:type="dxa"/>
+              <w:left w:w="120" w:type="dxa"/>
+              <w:bottom w:w="120" w:type="dxa"/>
+              <w:right w:w="120" w:type="dxa"/>
+            </w:tcMar>
+            <w:vAlign w:val="center"/>
+            <w:hideMark/>
+          </w:tcPr>
+          <w:p>
+            <w:pPr>
+              <w:rPr>
+                <w:b/>
+                <w:bCs/>
+                <w:color w:val="156082" w:themeColor="accent1"/>
+              </w:rPr>
+            </w:pPr>
+            <w:r>
+              <w:rPr>
+                <w:b/>
+                <w:bCs/>
+                <w:color w:val="156082" w:themeColor="accent1"/>
+              </w:rPr>
+              <w:t xml:space="preserve">Zoom pe </w:t>
+            </w:r>
+            <w:proofErr w:type="spellStart"/>
+            <w:r>
+              <w:rPr>
+                <w:b/>
+                <w:bCs/>
+                <w:color w:val="156082" w:themeColor="accent1"/>
+              </w:rPr>
+              <w:t>clasă</w:t>
+            </w:r>
+            <w:proofErr w:type="spellEnd"/>
+            <w:r>
+              <w:rPr>
+                <w:b/>
+                <w:bCs/>
+                <w:color w:val="156082" w:themeColor="accent1"/>
+              </w:rPr>
+              <w:t xml:space="preserve"> — </w:t>
+            </w:r>
+            <w:proofErr w:type="spellStart"/>
+            <w:r>
+              <w:rPr>
+                <w:b/>
+                <w:bCs/>
+                <w:color w:val="156082" w:themeColor="accent1"/>
+              </w:rPr>
+              <w:t>portret</w:t>
+            </w:r>
+            <w:proofErr w:type="spellEnd"/>
+            <w:r>
+              <w:rPr>
+                <w:b/>
+                <w:bCs/>
+                <w:color w:val="156082" w:themeColor="accent1"/>
+              </w:rPr>
+              <w:t xml:space="preserve"> de </w:t>
+            </w:r>
+            <w:proofErr w:type="spellStart"/>
+            <w:r>
+              <w:rPr>
+                <w:b/>
+                <w:bCs/>
+                <w:color w:val="156082" w:themeColor="accent1"/>
+              </w:rPr>
+              <w:t>grup</w:t>
+            </w:r>
+            <w:proofErr w:type="spellEnd"/>
+            <w:r>
+              <w:rPr>
+                <w:b/>
+                <w:bCs/>
+                <w:color w:val="156082" w:themeColor="accent1"/>
+              </w:rPr>
+              <w:t xml:space="preserve"> – </w:t>
+            </w:r>
+            <w:proofErr w:type="spellStart"/>
+            <w:r>
+              <w:rPr>
+                <w:b/>
+                <w:bCs/>
+                <w:color w:val="156082" w:themeColor="accent1"/>
+              </w:rPr>
+              <w:t>clasa</w:t>
+            </w:r>
+            <w:proofErr w:type="spellEnd"/>
+            <w:r>
+              <w:rPr>
+                <w:b/>
+                <w:bCs/>
+                <w:color w:val="156082" w:themeColor="accent1"/>
+              </w:rPr>
+              <w:t xml:space="preserve"> a VIII-a A</w:t>
+            </w:r>
+            <w:r>
+              <w:rPr>
+                <w:b/>
+                <w:bCs/>
+                <w:color w:val="156082" w:themeColor="accent1"/>
+              </w:rPr>
+              <w:t xml:space="preserve"> </w:t>
+            </w:r>
+          </w:p>
+        </w:tc>
+      </w:tr>
+      <w:tr>
+        <w:tc>
+          <w:tcPr>
+            <w:tcW w:w="0" w:type="auto"/>
+            <w:tcBorders>
+              <w:top w:val="single" w:sz="6" w:space="0" w:color="DDDDDD"/>
+              <w:left w:val="single" w:sz="6" w:space="0" w:color="DDDDDD"/>
+              <w:bottom w:val="single" w:sz="6" w:space="0" w:color="DDDDDD"/>
+              <w:right w:val="single" w:sz="6" w:space="0" w:color="DDDDDD"/>
+            </w:tcBorders>
+            <w:tcMar>
+              <w:top w:w="120" w:type="dxa"/>
+              <w:left w:w="120" w:type="dxa"/>
+              <w:bottom w:w="120" w:type="dxa"/>
+              <w:right w:w="120" w:type="dxa"/>
+            </w:tcMar>
+            <w:vAlign w:val="center"/>
+            <w:hideMark/>
+          </w:tcPr>
+          <w:p>
+            <w:pPr>
+              <w:rPr>
+                <w:b/>
+                <w:bCs/>
+              </w:rPr>
+            </w:pPr>
+            <w:r>
+              <w:rPr>
+                <w:b/>
+                <w:bCs/>
+              </w:rPr>
+              <w:t>26</w:t>
+            </w:r>
+          </w:p>
+        </w:tc>
+        <w:tc>
+          <w:tcPr>
+            <w:tcW w:w="0" w:type="auto"/>
+            <w:tcBorders>
+              <w:top w:val="single" w:sz="6" w:space="0" w:color="DDDDDD"/>
+              <w:left w:val="single" w:sz="6" w:space="0" w:color="DDDDDD"/>
+              <w:bottom w:val="single" w:sz="6" w:space="0" w:color="DDDDDD"/>
+              <w:right w:val="single" w:sz="6" w:space="0" w:color="DDDDDD"/>
+            </w:tcBorders>
+            <w:tcMar>
+              <w:top w:w="120" w:type="dxa"/>
+              <w:left w:w="120" w:type="dxa"/>
+              <w:bottom w:w="120" w:type="dxa"/>
+              <w:right w:w="120" w:type="dxa"/>
+            </w:tcMar>
+            <w:vAlign w:val="center"/>
+            <w:hideMark/>
+          </w:tcPr>
+          <w:p>
+            <w:pPr>
+              <w:rPr>
+                <w:b/>
+                <w:bCs/>
+                <w:color w:val="156082" w:themeColor="accent1"/>
+              </w:rPr>
+            </w:pPr>
+            <w:r>
+              <w:rPr>
+                <w:b/>
+                <w:bCs/>
+                <w:color w:val="156082" w:themeColor="accent1"/>
+              </w:rPr>
+              <w:t xml:space="preserve">Zoom pe </w:t>
+            </w:r>
+            <w:proofErr w:type="spellStart"/>
+            <w:r>
+              <w:rPr>
+                <w:b/>
+                <w:bCs/>
+                <w:color w:val="156082" w:themeColor="accent1"/>
+              </w:rPr>
+              <w:t>clasă</w:t>
+            </w:r>
+            <w:proofErr w:type="spellEnd"/>
+            <w:r>
+              <w:rPr>
+                <w:b/>
+                <w:bCs/>
+                <w:color w:val="156082" w:themeColor="accent1"/>
+              </w:rPr>
+              <w:t xml:space="preserve"> — </w:t>
+            </w:r>
+            <w:proofErr w:type="spellStart"/>
+            <w:r>
+              <w:rPr>
+                <w:b/>
+                <w:bCs/>
+                <w:color w:val="156082" w:themeColor="accent1"/>
+              </w:rPr>
+              <w:t>portret</w:t>
+            </w:r>
+            <w:proofErr w:type="spellEnd"/>
+            <w:r>
+              <w:rPr>
+                <w:b/>
+                <w:bCs/>
+                <w:color w:val="156082" w:themeColor="accent1"/>
+              </w:rPr>
+              <w:t xml:space="preserve"> de </w:t>
+            </w:r>
+            <w:proofErr w:type="spellStart"/>
+            <w:r>
+              <w:rPr>
+                <w:b/>
+                <w:bCs/>
+                <w:color w:val="156082" w:themeColor="accent1"/>
+              </w:rPr>
+              <w:t>grup</w:t>
+            </w:r>
+            <w:proofErr w:type="spellEnd"/>
+            <w:r>
+              <w:rPr>
+                <w:b/>
+                <w:bCs/>
+                <w:color w:val="156082" w:themeColor="accent1"/>
+              </w:rPr>
+              <w:t xml:space="preserve"> – </w:t>
+            </w:r>
+            <w:proofErr w:type="spellStart"/>
+            <w:r>
+              <w:rPr>
+                <w:b/>
+                <w:bCs/>
+                <w:color w:val="156082" w:themeColor="accent1"/>
+              </w:rPr>
+              <w:t>clasa</w:t>
+            </w:r>
+            <w:proofErr w:type="spellEnd"/>
+            <w:r>
+              <w:rPr>
+                <w:b/>
+                <w:bCs/>
+                <w:color w:val="156082" w:themeColor="accent1"/>
+              </w:rPr>
+              <w:t xml:space="preserve"> a VIII-a A</w:t>
+            </w:r>
+            <w:r>
+              <w:rPr>
+                <w:b/>
+                <w:bCs/>
+                <w:color w:val="156082" w:themeColor="accent1"/>
+              </w:rPr>
+              <w:t xml:space="preserve"> </w:t>
+            </w:r>
+          </w:p>
+        </w:tc>
+      </w:tr>
+      <w:tr>
+        <w:tc>
+          <w:tcPr>
+            <w:tcW w:w="0" w:type="auto"/>
+            <w:tcBorders>
+              <w:top w:val="single" w:sz="6" w:space="0" w:color="DDDDDD"/>
+              <w:left w:val="single" w:sz="6" w:space="0" w:color="DDDDDD"/>
+              <w:bottom w:val="single" w:sz="6" w:space="0" w:color="DDDDDD"/>
+              <w:right w:val="single" w:sz="6" w:space="0" w:color="DDDDDD"/>
+            </w:tcBorders>
+            <w:tcMar>
+              <w:top w:w="120" w:type="dxa"/>
+              <w:left w:w="120" w:type="dxa"/>
+              <w:bottom w:w="120" w:type="dxa"/>
+              <w:right w:w="120" w:type="dxa"/>
+            </w:tcMar>
+            <w:vAlign w:val="center"/>
+            <w:hideMark/>
+          </w:tcPr>
+          <w:p>
+            <w:pPr>
+              <w:rPr>
+                <w:b/>
+                <w:bCs/>
+              </w:rPr>
+            </w:pPr>
+            <w:r>
+              <w:rPr>
+                <w:b/>
+                <w:bCs/>
+              </w:rPr>
+              <w:t>27</w:t>
+            </w:r>
+          </w:p>
+        </w:tc>
+        <w:tc>
+          <w:tcPr>
+            <w:tcW w:w="0" w:type="auto"/>
+            <w:tcBorders>
+              <w:top w:val="single" w:sz="6" w:space="0" w:color="DDDDDD"/>
+              <w:left w:val="single" w:sz="6" w:space="0" w:color="DDDDDD"/>
+              <w:bottom w:val="single" w:sz="6" w:space="0" w:color="DDDDDD"/>
+              <w:right w:val="single" w:sz="6" w:space="0" w:color="DDDDDD"/>
+            </w:tcBorders>
+            <w:tcMar>
+              <w:top w:w="120" w:type="dxa"/>
+              <w:left w:w="120" w:type="dxa"/>
+              <w:bottom w:w="120" w:type="dxa"/>
+              <w:right w:w="120" w:type="dxa"/>
+            </w:tcMar>
+            <w:vAlign w:val="center"/>
+            <w:hideMark/>
+          </w:tcPr>
+          <w:p>
+            <w:pPr>
+              <w:rPr>
+                <w:b/>
+                <w:bCs/>
+              </w:rPr>
+            </w:pPr>
+            <w:proofErr w:type="spellStart"/>
+            <w:r>
+              <w:rPr>
+                <w:b/>
+                <w:bCs/>
+              </w:rPr>
+              <w:t>Galeria</w:t>
+            </w:r>
+            <w:proofErr w:type="spellEnd"/>
+            <w:r>
+              <w:rPr>
+                <w:b/>
+                <w:bCs/>
+              </w:rPr>
+              <w:t xml:space="preserve"> CAROLINE — cele </w:t>
+            </w:r>
+            <w:proofErr w:type="spellStart"/>
+            <w:r>
+              <w:rPr>
+                <w:b/>
+                <w:bCs/>
+              </w:rPr>
+              <w:t>mai</w:t>
+            </w:r>
+            <w:proofErr w:type="spellEnd"/>
+            <w:r>
+              <w:rPr>
+                <w:b/>
+                <w:bCs/>
+              </w:rPr>
+              <w:t xml:space="preserve"> </w:t>
+            </w:r>
+            <w:proofErr w:type="spellStart"/>
+            <w:r>
+              <w:rPr>
+                <w:b/>
+                <w:bCs/>
+              </w:rPr>
+              <w:t>frumoase</w:t>
+            </w:r>
+            <w:proofErr w:type="spellEnd"/>
+            <w:r>
+              <w:rPr>
+                <w:b/>
+                <w:bCs/>
+              </w:rPr>
+              <w:t xml:space="preserve"> </w:t>
+            </w:r>
+            <w:proofErr w:type="spellStart"/>
+            <w:r>
+              <w:rPr>
+                <w:b/>
+                <w:bCs/>
+              </w:rPr>
+              <w:t>fotografii</w:t>
+            </w:r>
+            <w:proofErr w:type="spellEnd"/>
+            <w:r>
+              <w:rPr>
+                <w:b/>
+                <w:bCs/>
+              </w:rPr>
+              <w:t xml:space="preserve"> din </w:t>
+            </w:r>
+            <w:proofErr w:type="spellStart"/>
+            <w:r>
+              <w:rPr>
+                <w:b/>
+                <w:bCs/>
+              </w:rPr>
+              <w:t>viața</w:t>
+            </w:r>
+            <w:proofErr w:type="spellEnd"/>
+            <w:r>
+              <w:rPr>
+                <w:b/>
+                <w:bCs/>
+              </w:rPr>
+              <w:t xml:space="preserve"> </w:t>
+            </w:r>
+            <w:proofErr w:type="spellStart"/>
+            <w:r>
+              <w:rPr>
+                <w:b/>
+                <w:bCs/>
+              </w:rPr>
+              <w:t>școlii</w:t>
+            </w:r>
+            <w:proofErr w:type="spellEnd"/>
+            <w:r>
+              <w:rPr>
+                <w:b/>
+                <w:bCs/>
+              </w:rPr>
+              <w:t xml:space="preserve"> </w:t>
+            </w:r>
+            <w:proofErr w:type="spellStart"/>
+            <w:r>
+              <w:rPr>
+                <w:b/>
+                <w:bCs/>
+              </w:rPr>
+              <w:t>în</w:t>
+            </w:r>
+            <w:proofErr w:type="spellEnd"/>
+            <w:r>
+              <w:rPr>
+                <w:b/>
+                <w:bCs/>
+              </w:rPr>
+              <w:t xml:space="preserve"> </w:t>
+            </w:r>
+            <w:proofErr w:type="spellStart"/>
+            <w:r>
+              <w:rPr>
+                <w:b/>
+                <w:bCs/>
+              </w:rPr>
+              <w:t>acest</w:t>
+            </w:r>
+            <w:proofErr w:type="spellEnd"/>
+            <w:r>
+              <w:rPr>
+                <w:b/>
+                <w:bCs/>
+              </w:rPr>
+              <w:t xml:space="preserve"> </w:t>
+            </w:r>
+            <w:proofErr w:type="spellStart"/>
+            <w:r>
+              <w:rPr>
+                <w:b/>
+                <w:bCs/>
+              </w:rPr>
+              <w:t>an</w:t>
+            </w:r>
+            <w:proofErr w:type="spellEnd"/>
+          </w:p>
+        </w:tc>
+      </w:tr>
+      <w:tr>
+        <w:tc>
+          <w:tcPr>
+            <w:tcW w:w="0" w:type="auto"/>
+            <w:tcBorders>
+              <w:top w:val="single" w:sz="6" w:space="0" w:color="DDDDDD"/>
+              <w:left w:val="single" w:sz="6" w:space="0" w:color="DDDDDD"/>
+              <w:bottom w:val="single" w:sz="6" w:space="0" w:color="DDDDDD"/>
+              <w:right w:val="single" w:sz="6" w:space="0" w:color="DDDDDD"/>
+            </w:tcBorders>
+            <w:tcMar>
+              <w:top w:w="120" w:type="dxa"/>
+              <w:left w:w="120" w:type="dxa"/>
+              <w:bottom w:w="120" w:type="dxa"/>
+              <w:right w:w="120" w:type="dxa"/>
+            </w:tcMar>
+            <w:vAlign w:val="center"/>
+            <w:hideMark/>
+          </w:tcPr>
+          <w:p>
+            <w:pPr>
+              <w:rPr>
+                <w:b/>
+                <w:bCs/>
+              </w:rPr>
+            </w:pPr>
+            <w:r>
+              <w:rPr>
+                <w:b/>
+                <w:bCs/>
+              </w:rPr>
+              <w:t>28</w:t>
+            </w:r>
+          </w:p>
+        </w:tc>
+        <w:tc>
+          <w:tcPr>
+            <w:tcW w:w="0" w:type="auto"/>
+            <w:tcBorders>
+              <w:top w:val="single" w:sz="6" w:space="0" w:color="DDDDDD"/>
+              <w:left w:val="single" w:sz="6" w:space="0" w:color="DDDDDD"/>
+              <w:bottom w:val="single" w:sz="6" w:space="0" w:color="DDDDDD"/>
+              <w:right w:val="single" w:sz="6" w:space="0" w:color="DDDDDD"/>
+            </w:tcBorders>
+            <w:tcMar>
+              <w:top w:w="120" w:type="dxa"/>
+              <w:left w:w="120" w:type="dxa"/>
+              <w:bottom w:w="120" w:type="dxa"/>
+              <w:right w:w="120" w:type="dxa"/>
+            </w:tcMar>
+            <w:vAlign w:val="center"/>
+            <w:hideMark/>
+          </w:tcPr>
+          <w:p>
+            <w:pPr>
+              <w:rPr>
+                <w:b/>
+                <w:bCs/>
+              </w:rPr>
+            </w:pPr>
+            <w:proofErr w:type="spellStart"/>
+            <w:r>
+              <w:rPr>
+                <w:b/>
+                <w:bCs/>
+              </w:rPr>
+              <w:t>Coperta</w:t>
+            </w:r>
+            <w:proofErr w:type="spellEnd"/>
+            <w:r>
+              <w:rPr>
+                <w:b/>
+                <w:bCs/>
+              </w:rPr>
+              <w:t xml:space="preserve"> 4 — </w:t>
+            </w:r>
+            <w:proofErr w:type="spellStart"/>
+            <w:r>
+              <w:rPr>
+                <w:b/>
+                <w:bCs/>
+              </w:rPr>
+              <w:t>Motto</w:t>
+            </w:r>
+            <w:proofErr w:type="spellEnd"/>
+            <w:r>
+              <w:rPr>
+                <w:b/>
+                <w:bCs/>
+              </w:rPr>
+              <w:t xml:space="preserve"> + logo + </w:t>
+            </w:r>
+            <w:proofErr w:type="spellStart"/>
+            <w:r>
+              <w:rPr>
+                <w:b/>
+                <w:bCs/>
+              </w:rPr>
+              <w:t>mesaj</w:t>
+            </w:r>
+            <w:proofErr w:type="spellEnd"/>
+            <w:r>
+              <w:rPr>
+                <w:b/>
+                <w:bCs/>
+              </w:rPr>
+              <w:t xml:space="preserve"> </w:t>
+            </w:r>
+            <w:proofErr w:type="spellStart"/>
+            <w:r>
+              <w:rPr>
+                <w:b/>
+                <w:bCs/>
+              </w:rPr>
+              <w:t>unificator</w:t>
+            </w:r>
+            <w:proofErr w:type="spellEnd"/>
+          </w:p>
+        </w:tc>
+      </w:tr>
+      <w:bookmarkEnd w:id="0"/>
     </w:tbl>
     <w:p>
-      <w:r>
+      <w:pPr>
         <w:rPr>
           <w:b/>
           <w:bCs/>
         </w:rPr>
-        <w:t>Pagina 11 — „Bun venit, cei mici!"</w:t>
-      </w:r>
-      <w:r>
-        <w:t> merită atenție specială:</w:t>
+      </w:pPr>
+    </w:p>
+    <w:p>
+      <w:proofErr w:type="spellStart"/>
+      <w:proofErr w:type="gramStart"/>
+      <w:r>
+        <w:rPr>
+          <w:b/>
+          <w:bCs/>
+        </w:rPr>
+        <w:t>Pagina</w:t>
+      </w:r>
+      <w:proofErr w:type="spellEnd"/>
+      <w:r>
+        <w:rPr>
+          <w:b/>
+          <w:bCs/>
+        </w:rPr>
+        <w:t xml:space="preserve"> 11 — „</w:t>
+      </w:r>
+      <w:proofErr w:type="spellStart"/>
+      <w:r>
+        <w:rPr>
+          <w:b/>
+          <w:bCs/>
+        </w:rPr>
+        <w:t>Bun</w:t>
+      </w:r>
+      <w:proofErr w:type="spellEnd"/>
+      <w:r>
+        <w:rPr>
+          <w:b/>
+          <w:bCs/>
+        </w:rPr>
+        <w:t xml:space="preserve"> </w:t>
+      </w:r>
+      <w:proofErr w:type="spellStart"/>
+      <w:r>
+        <w:rPr>
+          <w:b/>
+          <w:bCs/>
+        </w:rPr>
+        <w:t>venit</w:t>
+      </w:r>
+      <w:proofErr w:type="spellEnd"/>
+      <w:r>
+        <w:rPr>
+          <w:b/>
+          <w:bCs/>
+        </w:rPr>
+        <w:t xml:space="preserve">, </w:t>
+      </w:r>
+      <w:proofErr w:type="spellStart"/>
+      <w:r>
+        <w:rPr>
+          <w:b/>
+          <w:bCs/>
+        </w:rPr>
+        <w:t>cei</w:t>
+      </w:r>
+      <w:proofErr w:type="spellEnd"/>
+      <w:r>
+        <w:rPr>
+          <w:b/>
+          <w:bCs/>
+        </w:rPr>
+        <w:t xml:space="preserve"> </w:t>
+      </w:r>
+      <w:proofErr w:type="spellStart"/>
+      <w:r>
+        <w:rPr>
+          <w:b/>
+          <w:bCs/>
+        </w:rPr>
+        <w:t>mici</w:t>
+      </w:r>
+      <w:proofErr w:type="spellEnd"/>
+      <w:r>
+        <w:rPr>
+          <w:b/>
+          <w:bCs/>
+        </w:rPr>
+        <w:t>!</w:t>
+      </w:r>
+      <w:proofErr w:type="gramEnd"/>
+      <w:r>
+        <w:rPr>
+          <w:b/>
+          <w:bCs/>
+        </w:rPr>
+        <w:t>”</w:t>
+      </w:r>
+      <w:r>
+        <w:t> </w:t>
+      </w:r>
+      <w:proofErr w:type="spellStart"/>
+      <w:r>
+        <w:t>merită</w:t>
+      </w:r>
+      <w:proofErr w:type="spellEnd"/>
+      <w:r>
+        <w:t xml:space="preserve"> </w:t>
+      </w:r>
+      <w:r>
+        <w:t xml:space="preserve">o </w:t>
+      </w:r>
+      <w:proofErr w:type="spellStart"/>
+      <w:r>
+        <w:t>atenție</w:t>
+      </w:r>
+      <w:proofErr w:type="spellEnd"/>
+      <w:r>
+        <w:t xml:space="preserve"> </w:t>
+      </w:r>
+      <w:proofErr w:type="spellStart"/>
+      <w:r>
+        <w:t>specială</w:t>
+      </w:r>
+      <w:proofErr w:type="spellEnd"/>
+      <w:r>
+        <w:t>:</w:t>
       </w:r>
     </w:p>
     <w:p>
@@ -1489,20 +5703,73 @@
           <w:ilvl w:val="0"/>
           <w:numId w:val="2"/>
         </w:numPr>
+        <w:spacing w:after="0"/>
       </w:pPr>
-      <w:r>
-        <w:t>Format aproape </w:t>
-      </w:r>
+      <w:proofErr w:type="spellStart"/>
+      <w:r>
+        <w:t>Format</w:t>
+      </w:r>
+      <w:proofErr w:type="spellEnd"/>
+      <w:r>
+        <w:t xml:space="preserve"> </w:t>
+      </w:r>
+      <w:proofErr w:type="spellStart"/>
+      <w:r>
+        <w:t>aproape</w:t>
+      </w:r>
+      <w:proofErr w:type="spellEnd"/>
+      <w:r>
+        <w:t> </w:t>
+      </w:r>
+      <w:proofErr w:type="spellStart"/>
       <w:r>
         <w:rPr>
           <w:b/>
           <w:bCs/>
         </w:rPr>
-        <w:t>carte ilustrată</w:t>
-      </w:r>
-      <w:r>
-        <w:t> — ilustrație mare a grădiniței/școlii</w:t>
-      </w:r>
+        <w:t>carte</w:t>
+      </w:r>
+      <w:proofErr w:type="spellEnd"/>
+      <w:r>
+        <w:rPr>
+          <w:b/>
+          <w:bCs/>
+        </w:rPr>
+        <w:t xml:space="preserve"> </w:t>
+      </w:r>
+      <w:proofErr w:type="spellStart"/>
+      <w:r>
+        <w:rPr>
+          <w:b/>
+          <w:bCs/>
+        </w:rPr>
+        <w:t>ilustrată</w:t>
+      </w:r>
+      <w:proofErr w:type="spellEnd"/>
+      <w:r>
+        <w:t xml:space="preserve"> — </w:t>
+      </w:r>
+      <w:proofErr w:type="spellStart"/>
+      <w:r>
+        <w:t>ilustrație</w:t>
+      </w:r>
+      <w:proofErr w:type="spellEnd"/>
+      <w:r>
+        <w:t xml:space="preserve"> mare a </w:t>
+      </w:r>
+      <w:proofErr w:type="spellStart"/>
+      <w:r>
+        <w:t>grădiniței</w:t>
+      </w:r>
+      <w:proofErr w:type="spellEnd"/>
+      <w:r>
+        <w:t>/</w:t>
+      </w:r>
+      <w:proofErr w:type="spellStart"/>
+      <w:r>
+        <w:t>școlii</w:t>
+      </w:r>
+      <w:proofErr w:type="spellEnd"/>
     </w:p>
     <w:p>
       <w:pPr>
@@ -1510,17 +5777,105 @@
           <w:ilvl w:val="0"/>
           <w:numId w:val="2"/>
         </w:numPr>
+        <w:spacing w:after="0"/>
       </w:pPr>
       <w:r>
-        <w:lastRenderedPageBreak/>
-        <w:t>Text minimal: </w:t>
+        <w:t xml:space="preserve">Text </w:t>
+      </w:r>
+      <w:proofErr w:type="spellStart"/>
+      <w:r>
+        <w:t>minimal</w:t>
+      </w:r>
+      <w:proofErr w:type="spellEnd"/>
+      <w:r>
+        <w:t>: </w:t>
       </w:r>
       <w:r>
         <w:rPr>
           <w:i/>
           <w:iCs/>
         </w:rPr>
-        <w:t>„Acum suntem și noi caroliști!"</w:t>
+        <w:t>„</w:t>
+      </w:r>
+      <w:proofErr w:type="spellStart"/>
+      <w:r>
+        <w:rPr>
+          <w:i/>
+          <w:iCs/>
+        </w:rPr>
+        <w:t>Acum</w:t>
+      </w:r>
+      <w:proofErr w:type="spellEnd"/>
+      <w:r>
+        <w:rPr>
+          <w:i/>
+          <w:iCs/>
+        </w:rPr>
+        <w:t xml:space="preserve"> </w:t>
+      </w:r>
+      <w:proofErr w:type="spellStart"/>
+      <w:r>
+        <w:rPr>
+          <w:i/>
+          <w:iCs/>
+        </w:rPr>
+        <w:t>suntem</w:t>
+      </w:r>
+      <w:proofErr w:type="spellEnd"/>
+      <w:r>
+        <w:rPr>
+          <w:i/>
+          <w:iCs/>
+        </w:rPr>
+        <w:t xml:space="preserve"> </w:t>
+      </w:r>
+      <w:proofErr w:type="spellStart"/>
+      <w:r>
+        <w:rPr>
+          <w:i/>
+          <w:iCs/>
+        </w:rPr>
+        <w:t>și</w:t>
+      </w:r>
+      <w:proofErr w:type="spellEnd"/>
+      <w:r>
+        <w:rPr>
+          <w:i/>
+          <w:iCs/>
+        </w:rPr>
+        <w:t xml:space="preserve"> </w:t>
+      </w:r>
+      <w:proofErr w:type="spellStart"/>
+      <w:r>
+        <w:rPr>
+          <w:i/>
+          <w:iCs/>
+        </w:rPr>
+        <w:t>noi</w:t>
+      </w:r>
+      <w:proofErr w:type="spellEnd"/>
+      <w:r>
+        <w:rPr>
+          <w:i/>
+          <w:iCs/>
+        </w:rPr>
+        <w:t xml:space="preserve"> </w:t>
+      </w:r>
+      <w:proofErr w:type="spellStart"/>
+      <w:r>
+        <w:rPr>
+          <w:i/>
+          <w:iCs/>
+        </w:rPr>
+        <w:t>caroliști</w:t>
+      </w:r>
+      <w:proofErr w:type="spellEnd"/>
+      <w:r>
+        <w:rPr>
+          <w:i/>
+          <w:iCs/>
+        </w:rPr>
+        <w:t>!"</w:t>
       </w:r>
     </w:p>
     <w:p>
@@ -1529,9 +5884,55 @@
           <w:ilvl w:val="0"/>
           <w:numId w:val="2"/>
         </w:numPr>
+        <w:spacing w:after="0"/>
       </w:pPr>
-      <w:r>
-        <w:t>Personaj grafic — o coroană mică, simpatică, antropomorfizată eventual</w:t>
+      <w:proofErr w:type="spellStart"/>
+      <w:r>
+        <w:t>Personaj</w:t>
+      </w:r>
+      <w:proofErr w:type="spellEnd"/>
+      <w:r>
+        <w:t xml:space="preserve"> </w:t>
+      </w:r>
+      <w:proofErr w:type="spellStart"/>
+      <w:r>
+        <w:t>grafic</w:t>
+      </w:r>
+      <w:proofErr w:type="spellEnd"/>
+      <w:r>
+        <w:t xml:space="preserve"> — o </w:t>
+      </w:r>
+      <w:proofErr w:type="spellStart"/>
+      <w:r>
+        <w:t>coroană</w:t>
+      </w:r>
+      <w:proofErr w:type="spellEnd"/>
+      <w:r>
+        <w:t xml:space="preserve"> </w:t>
+      </w:r>
+      <w:proofErr w:type="spellStart"/>
+      <w:r>
+        <w:t>mică</w:t>
+      </w:r>
+      <w:proofErr w:type="spellEnd"/>
+      <w:r>
+        <w:t xml:space="preserve">, </w:t>
+      </w:r>
+      <w:proofErr w:type="spellStart"/>
+      <w:r>
+        <w:t>simpatică</w:t>
+      </w:r>
+      <w:proofErr w:type="spellEnd"/>
+      <w:r>
+        <w:t xml:space="preserve">, </w:t>
+      </w:r>
+      <w:proofErr w:type="spellStart"/>
+      <w:r>
+        <w:t>antropomorfizată</w:t>
+      </w:r>
+      <w:proofErr w:type="spellEnd"/>
+      <w:r>
+        <w:t xml:space="preserve"> eventual</w:t>
       </w:r>
     </w:p>
     <w:p>
@@ -1540,31 +5941,227 @@
           <w:ilvl w:val="0"/>
           <w:numId w:val="2"/>
         </w:numPr>
+        <w:spacing w:after="0"/>
       </w:pPr>
-      <w:r>
-        <w:t>Culori: galben #F4C430 dominant, jucăuș, cald</w:t>
-      </w:r>
+      <w:proofErr w:type="spellStart"/>
+      <w:r>
+        <w:t>Culori</w:t>
+      </w:r>
+      <w:proofErr w:type="spellEnd"/>
+      <w:r>
+        <w:t xml:space="preserve">: </w:t>
+      </w:r>
+      <w:proofErr w:type="spellStart"/>
+      <w:r>
+        <w:t>galben</w:t>
+      </w:r>
+      <w:proofErr w:type="spellEnd"/>
+      <w:r>
+        <w:t> #F4C430 </w:t>
+      </w:r>
+      <w:proofErr w:type="spellStart"/>
+      <w:r>
+        <w:t>dominant</w:t>
+      </w:r>
+      <w:proofErr w:type="spellEnd"/>
+      <w:r>
+        <w:t xml:space="preserve">, </w:t>
+      </w:r>
+      <w:proofErr w:type="spellStart"/>
+      <w:r>
+        <w:t>jucăuș</w:t>
+      </w:r>
+      <w:proofErr w:type="spellEnd"/>
+      <w:r>
+        <w:t xml:space="preserve">, </w:t>
+      </w:r>
+      <w:proofErr w:type="spellStart"/>
+      <w:r>
+        <w:t>cald</w:t>
+      </w:r>
+      <w:proofErr w:type="spellEnd"/>
     </w:p>
     <w:p>
+      <w:pPr>
+        <w:spacing w:after="0"/>
+        <w:ind w:left="720"/>
+      </w:pPr>
+    </w:p>
+    <w:p>
+      <w:proofErr w:type="spellStart"/>
       <w:r>
         <w:rPr>
           <w:b/>
           <w:bCs/>
         </w:rPr>
-        <w:t>Pagina 22</w:t>
-      </w:r>
-      <w:r>
-        <w:t> poate include o </w:t>
-      </w:r>
+        <w:t>Pagina</w:t>
+      </w:r>
+      <w:proofErr w:type="spellEnd"/>
       <w:r>
         <w:rPr>
           <w:b/>
           <w:bCs/>
         </w:rPr>
-        <w:t>pagină de colorat</w:t>
-      </w:r>
-      <w:r>
-        <w:t> cu logo-ul CAROLine simplificat sau coroana — perfectă pentru preșcolari și care poate fi detașată/printată separat.</w:t>
+        <w:t xml:space="preserve"> 22</w:t>
+      </w:r>
+      <w:r>
+        <w:t> </w:t>
+      </w:r>
+      <w:proofErr w:type="spellStart"/>
+      <w:r>
+        <w:t>poate</w:t>
+      </w:r>
+      <w:proofErr w:type="spellEnd"/>
+      <w:r>
+        <w:t xml:space="preserve"> </w:t>
+      </w:r>
+      <w:proofErr w:type="spellStart"/>
+      <w:r>
+        <w:t>include</w:t>
+      </w:r>
+      <w:proofErr w:type="spellEnd"/>
+      <w:r>
+        <w:t xml:space="preserve"> o </w:t>
+      </w:r>
+      <w:proofErr w:type="spellStart"/>
+      <w:r>
+        <w:rPr>
+          <w:b/>
+          <w:bCs/>
+        </w:rPr>
+        <w:t>pagină</w:t>
+      </w:r>
+      <w:proofErr w:type="spellEnd"/>
+      <w:r>
+        <w:rPr>
+          <w:b/>
+          <w:bCs/>
+        </w:rPr>
+        <w:t xml:space="preserve"> de </w:t>
+      </w:r>
+      <w:proofErr w:type="spellStart"/>
+      <w:r>
+        <w:rPr>
+          <w:b/>
+          <w:bCs/>
+        </w:rPr>
+        <w:t>colorat</w:t>
+      </w:r>
+      <w:proofErr w:type="spellEnd"/>
+      <w:r>
+        <w:t> </w:t>
+      </w:r>
+      <w:proofErr w:type="spellStart"/>
+      <w:r>
+        <w:t>cu</w:t>
+      </w:r>
+      <w:proofErr w:type="spellEnd"/>
+      <w:r>
+        <w:t xml:space="preserve"> logo-</w:t>
+      </w:r>
+      <w:proofErr w:type="spellStart"/>
+      <w:r>
+        <w:t>ul</w:t>
+      </w:r>
+      <w:proofErr w:type="spellEnd"/>
+      <w:r>
+        <w:t xml:space="preserve"> </w:t>
+      </w:r>
+      <w:proofErr w:type="spellStart"/>
+      <w:r>
+        <w:t>CAROLine</w:t>
+      </w:r>
+      <w:proofErr w:type="spellEnd"/>
+      <w:r>
+        <w:t xml:space="preserve"> </w:t>
+      </w:r>
+      <w:proofErr w:type="spellStart"/>
+      <w:r>
+        <w:t>simplificat</w:t>
+      </w:r>
+      <w:proofErr w:type="spellEnd"/>
+      <w:r>
+        <w:t xml:space="preserve"> </w:t>
+      </w:r>
+      <w:proofErr w:type="spellStart"/>
+      <w:r>
+        <w:t>sau</w:t>
+      </w:r>
+      <w:proofErr w:type="spellEnd"/>
+      <w:r>
+        <w:t xml:space="preserve"> </w:t>
+      </w:r>
+      <w:proofErr w:type="spellStart"/>
+      <w:r>
+        <w:t>coroana</w:t>
+      </w:r>
+      <w:proofErr w:type="spellEnd"/>
+      <w:r>
+        <w:t xml:space="preserve"> — </w:t>
+      </w:r>
+      <w:proofErr w:type="spellStart"/>
+      <w:r>
+        <w:t>perfectă</w:t>
+      </w:r>
+      <w:proofErr w:type="spellEnd"/>
+      <w:r>
+        <w:t xml:space="preserve"> </w:t>
+      </w:r>
+      <w:proofErr w:type="spellStart"/>
+      <w:r>
+        <w:t>pentru</w:t>
+      </w:r>
+      <w:proofErr w:type="spellEnd"/>
+      <w:r>
+        <w:t xml:space="preserve"> </w:t>
+      </w:r>
+      <w:proofErr w:type="spellStart"/>
+      <w:r>
+        <w:t>preșcolari</w:t>
+      </w:r>
+      <w:proofErr w:type="spellEnd"/>
+      <w:r>
+        <w:t xml:space="preserve"> </w:t>
+      </w:r>
+      <w:proofErr w:type="spellStart"/>
+      <w:r>
+        <w:t>și</w:t>
+      </w:r>
+      <w:proofErr w:type="spellEnd"/>
+      <w:r>
+        <w:t xml:space="preserve"> care </w:t>
+      </w:r>
+      <w:proofErr w:type="spellStart"/>
+      <w:r>
+        <w:t>poate</w:t>
+      </w:r>
+      <w:proofErr w:type="spellEnd"/>
+      <w:r>
+        <w:t xml:space="preserve"> fi </w:t>
+      </w:r>
+      <w:proofErr w:type="spellStart"/>
+      <w:r>
+        <w:t>detașată</w:t>
+      </w:r>
+      <w:proofErr w:type="spellEnd"/>
+      <w:r>
+        <w:t>/</w:t>
+      </w:r>
+      <w:proofErr w:type="spellStart"/>
+      <w:r>
+        <w:t>printată</w:t>
+      </w:r>
+      <w:proofErr w:type="spellEnd"/>
+      <w:r>
+        <w:t xml:space="preserve"> </w:t>
+      </w:r>
+      <w:proofErr w:type="spellStart"/>
+      <w:r>
+        <w:t>separat</w:t>
+      </w:r>
+      <w:proofErr w:type="spellEnd"/>
+      <w:r>
+        <w:t>.</w:t>
       </w:r>
     </w:p>
     <w:p/>
